--- a/邦邦武斗传规则书（新规V1.0.5）(1).docx
+++ b/邦邦武斗传规则书（新规V1.0.5）(1).docx
@@ -1,13 +1,12 @@
 
 <file path=word/document.xml><?xml version="1.0" encoding="utf-8"?>
-<w:document xmlns:w="http://schemas.openxmlformats.org/wordprocessingml/2006/main" xmlns:wp="http://schemas.openxmlformats.org/drawingml/2006/wordprocessingDrawing" xmlns:r="http://schemas.openxmlformats.org/officeDocument/2006/relationships" xmlns:v="urn:schemas-microsoft-com:vml" xmlns:w10="urn:schemas-microsoft-com:office:word" xmlns:o="urn:schemas-microsoft-com:office:office" xmlns:wp14="http://schemas.microsoft.com/office/word/2010/wordprocessingDrawing" xmlns:w14="http://schemas.microsoft.com/office/word/2010/wordml" xmlns:mc="http://schemas.openxmlformats.org/markup-compatibility/2006" xmlns:m="http://schemas.openxmlformats.org/officeDocument/2006/math" xmlns:wps="http://schemas.microsoft.com/office/word/2010/wordprocessingShape" xmlns:wpg="http://schemas.microsoft.com/office/word/2010/wordprocessingGroup" xmlns:wpi="http://schemas.microsoft.com/office/word/2010/wordprocessingInk" xmlns:wpc="http://schemas.microsoft.com/office/word/2010/wordprocessingCanvas" xmlns:wpsCustomData="http://www.wps.cn/officeDocument/2013/wpsCustomData" mc:Ignorable="w14 wp14">
+<w:document xmlns:wpc="http://schemas.microsoft.com/office/word/2010/wordprocessingCanvas" xmlns:mc="http://schemas.openxmlformats.org/markup-compatibility/2006" xmlns:o="urn:schemas-microsoft-com:office:office" xmlns:r="http://schemas.openxmlformats.org/officeDocument/2006/relationships" xmlns:m="http://schemas.openxmlformats.org/officeDocument/2006/math" xmlns:v="urn:schemas-microsoft-com:vml" xmlns:wp14="http://schemas.microsoft.com/office/word/2010/wordprocessingDrawing" xmlns:wp="http://schemas.openxmlformats.org/drawingml/2006/wordprocessingDrawing" xmlns:w="http://schemas.openxmlformats.org/wordprocessingml/2006/main" xmlns:w14="http://schemas.microsoft.com/office/word/2010/wordml" xmlns:w10="urn:schemas-microsoft-com:office:word" xmlns:w15="http://schemas.microsoft.com/office/word/2012/wordml" xmlns:wpg="http://schemas.microsoft.com/office/word/2010/wordprocessingGroup" xmlns:wpi="http://schemas.microsoft.com/office/word/2010/wordprocessingInk" xmlns:wne="http://schemas.microsoft.com/office/word/2006/wordml" xmlns:wps="http://schemas.microsoft.com/office/word/2010/wordprocessingShape" xmlns:wpsCustomData="http://www.wps.cn/officeDocument/2013/wpsCustomData" mc:Ignorable="w14 w15 wp14">
   <w:body>
     <w:p>
       <w:pPr>
-        <w:pStyle w:val="style0"/>
         <w:jc w:val="center"/>
         <w:rPr>
-          <w:rFonts w:ascii="黑体" w:cs="黑体" w:eastAsia="黑体" w:hAnsi="黑体" w:hint="eastAsia"/>
+          <w:rFonts w:hint="eastAsia" w:ascii="黑体" w:hAnsi="黑体" w:eastAsia="黑体" w:cs="黑体"/>
           <w:b/>
           <w:bCs/>
           <w:sz w:val="44"/>
@@ -17,7 +16,7 @@
       </w:pPr>
       <w:r>
         <w:rPr>
-          <w:rFonts w:ascii="黑体" w:cs="黑体" w:eastAsia="黑体" w:hAnsi="黑体" w:hint="eastAsia"/>
+          <w:rFonts w:hint="eastAsia" w:ascii="黑体" w:hAnsi="黑体" w:eastAsia="黑体" w:cs="黑体"/>
           <w:b/>
           <w:bCs/>
           <w:sz w:val="44"/>
@@ -28,7 +27,7 @@
       </w:r>
       <w:r>
         <w:rPr>
-          <w:rFonts w:ascii="黑体" w:cs="黑体" w:eastAsia="黑体" w:hAnsi="黑体" w:hint="default"/>
+          <w:rFonts w:hint="default" w:ascii="黑体" w:hAnsi="黑体" w:eastAsia="黑体" w:cs="黑体"/>
           <w:b/>
           <w:bCs/>
           <w:sz w:val="44"/>
@@ -39,7 +38,7 @@
       </w:r>
       <w:r>
         <w:rPr>
-          <w:rFonts w:ascii="黑体" w:cs="黑体" w:eastAsia="黑体" w:hAnsi="黑体" w:hint="eastAsia"/>
+          <w:rFonts w:hint="eastAsia" w:ascii="黑体" w:hAnsi="黑体" w:eastAsia="黑体" w:cs="黑体"/>
           <w:b/>
           <w:bCs/>
           <w:sz w:val="44"/>
@@ -51,10 +50,9 @@
     </w:p>
     <w:p>
       <w:pPr>
-        <w:pStyle w:val="style0"/>
         <w:jc w:val="right"/>
         <w:rPr>
-          <w:rFonts w:ascii="宋体" w:cs="宋体" w:eastAsia="宋体" w:hAnsi="宋体" w:hint="eastAsia"/>
+          <w:rFonts w:hint="eastAsia" w:ascii="宋体" w:hAnsi="宋体" w:eastAsia="宋体" w:cs="宋体"/>
           <w:sz w:val="24"/>
           <w:szCs w:val="24"/>
           <w:lang w:eastAsia="zh-CN"/>
@@ -62,7 +60,7 @@
       </w:pPr>
       <w:r>
         <w:rPr>
-          <w:rFonts w:ascii="宋体" w:cs="宋体" w:eastAsia="宋体" w:hAnsi="宋体" w:hint="eastAsia"/>
+          <w:rFonts w:hint="eastAsia" w:ascii="宋体" w:hAnsi="宋体" w:eastAsia="宋体" w:cs="宋体"/>
           <w:sz w:val="24"/>
           <w:szCs w:val="24"/>
           <w:lang w:val="en-US" w:eastAsia="zh-CN"/>
@@ -71,7 +69,7 @@
       </w:r>
       <w:r>
         <w:rPr>
-          <w:rFonts w:ascii="宋体" w:cs="宋体" w:eastAsia="宋体" w:hAnsi="宋体" w:hint="eastAsia"/>
+          <w:rFonts w:hint="eastAsia" w:ascii="宋体" w:hAnsi="宋体" w:eastAsia="宋体" w:cs="宋体"/>
           <w:sz w:val="24"/>
           <w:szCs w:val="24"/>
         </w:rPr>
@@ -79,16 +77,16 @@
       </w:r>
       <w:r>
         <w:rPr>
-          <w:rFonts w:ascii="宋体" w:cs="宋体" w:eastAsia="宋体" w:hAnsi="宋体" w:hint="eastAsia"/>
+          <w:rFonts w:hint="eastAsia" w:ascii="宋体" w:hAnsi="宋体" w:eastAsia="宋体" w:cs="宋体"/>
           <w:sz w:val="24"/>
           <w:szCs w:val="24"/>
           <w:lang w:eastAsia="zh-CN"/>
         </w:rPr>
-        <w:instrText>ADDIN CNKISM.UserStyle</w:instrText>
-      </w:r>
-      <w:r>
-        <w:rPr>
-          <w:rFonts w:ascii="宋体" w:cs="宋体" w:eastAsia="宋体" w:hAnsi="宋体" w:hint="eastAsia"/>
+        <w:instrText xml:space="preserve">ADDIN CNKISM.UserStyle</w:instrText>
+      </w:r>
+      <w:r>
+        <w:rPr>
+          <w:rFonts w:hint="eastAsia" w:ascii="宋体" w:hAnsi="宋体" w:eastAsia="宋体" w:cs="宋体"/>
           <w:sz w:val="24"/>
           <w:szCs w:val="24"/>
         </w:rPr>
@@ -96,7 +94,7 @@
       </w:r>
       <w:r>
         <w:rPr>
-          <w:rFonts w:ascii="宋体" w:cs="宋体" w:eastAsia="宋体" w:hAnsi="宋体" w:hint="eastAsia"/>
+          <w:rFonts w:hint="eastAsia" w:ascii="宋体" w:hAnsi="宋体" w:eastAsia="宋体" w:cs="宋体"/>
           <w:sz w:val="24"/>
           <w:szCs w:val="24"/>
         </w:rPr>
@@ -104,7 +102,7 @@
       </w:r>
       <w:r>
         <w:rPr>
-          <w:rFonts w:ascii="宋体" w:cs="宋体" w:eastAsia="宋体" w:hAnsi="宋体" w:hint="eastAsia"/>
+          <w:rFonts w:hint="eastAsia" w:ascii="宋体" w:hAnsi="宋体" w:eastAsia="宋体" w:cs="宋体"/>
           <w:sz w:val="24"/>
           <w:szCs w:val="24"/>
           <w:lang w:eastAsia="zh-CN"/>
@@ -113,7 +111,7 @@
       </w:r>
       <w:r>
         <w:rPr>
-          <w:rFonts w:ascii="宋体" w:cs="宋体" w:eastAsia="宋体" w:hAnsi="宋体" w:hint="eastAsia"/>
+          <w:rFonts w:hint="eastAsia" w:ascii="宋体" w:hAnsi="宋体" w:eastAsia="宋体" w:cs="宋体"/>
           <w:sz w:val="24"/>
           <w:szCs w:val="24"/>
           <w:lang w:val="en-US" w:eastAsia="zh-CN"/>
@@ -122,7 +120,7 @@
       </w:r>
       <w:r>
         <w:rPr>
-          <w:rFonts w:ascii="宋体" w:cs="宋体" w:eastAsia="宋体" w:hAnsi="宋体" w:hint="eastAsia"/>
+          <w:rFonts w:hint="eastAsia" w:ascii="宋体" w:hAnsi="宋体" w:eastAsia="宋体" w:cs="宋体"/>
           <w:sz w:val="24"/>
           <w:szCs w:val="24"/>
           <w:lang w:eastAsia="zh-CN"/>
@@ -132,7 +130,6 @@
     </w:p>
     <w:p>
       <w:pPr>
-        <w:pStyle w:val="style0"/>
         <w:rPr>
           <w:rFonts w:hint="eastAsia"/>
           <w:lang w:eastAsia="zh-CN"/>
@@ -141,7 +138,6 @@
     </w:p>
     <w:p>
       <w:pPr>
-        <w:pStyle w:val="style0"/>
         <w:rPr>
           <w:rFonts w:hint="eastAsia"/>
           <w:sz w:val="28"/>
@@ -190,7 +186,7 @@
       <w:r>
         <w:rPr>
           <w:rFonts w:hint="default"/>
-          <w:color w:val="ff0000"/>
+          <w:color w:val="FF0000"/>
           <w:sz w:val="28"/>
           <w:szCs w:val="28"/>
           <w:lang w:val="en-US" w:eastAsia="zh-CN"/>
@@ -200,7 +196,7 @@
       <w:r>
         <w:rPr>
           <w:rFonts w:hint="eastAsia"/>
-          <w:color w:val="ff0000"/>
+          <w:color w:val="FF0000"/>
           <w:sz w:val="28"/>
           <w:szCs w:val="28"/>
           <w:lang w:val="en-US" w:eastAsia="zh-CN"/>
@@ -210,7 +206,7 @@
       <w:r>
         <w:rPr>
           <w:rFonts w:hint="default"/>
-          <w:color w:val="ff0000"/>
+          <w:color w:val="FF0000"/>
           <w:sz w:val="28"/>
           <w:szCs w:val="28"/>
           <w:lang w:val="en-US" w:eastAsia="zh-CN"/>
@@ -220,7 +216,7 @@
       <w:r>
         <w:rPr>
           <w:rFonts w:hint="eastAsia"/>
-          <w:color w:val="ff0000"/>
+          <w:color w:val="FF0000"/>
           <w:sz w:val="28"/>
           <w:szCs w:val="28"/>
           <w:lang w:val="en-US" w:eastAsia="zh-CN"/>
@@ -239,7 +235,6 @@
     </w:p>
     <w:p>
       <w:pPr>
-        <w:pStyle w:val="style0"/>
         <w:rPr>
           <w:rFonts w:hint="eastAsia"/>
           <w:sz w:val="28"/>
@@ -270,7 +265,6 @@
     </w:p>
     <w:p>
       <w:pPr>
-        <w:pStyle w:val="style0"/>
         <w:rPr>
           <w:rFonts w:hint="eastAsia"/>
           <w:sz w:val="28"/>
@@ -301,7 +295,7 @@
       <w:r>
         <w:rPr>
           <w:rFonts w:hint="eastAsia"/>
-          <w:color w:val="ff0000"/>
+          <w:color w:val="FF0000"/>
           <w:sz w:val="28"/>
           <w:szCs w:val="28"/>
           <w:lang w:val="en-US" w:eastAsia="zh-CN"/>
@@ -320,7 +314,6 @@
     </w:p>
     <w:p>
       <w:pPr>
-        <w:pStyle w:val="style0"/>
         <w:rPr>
           <w:rFonts w:hint="eastAsia"/>
           <w:sz w:val="28"/>
@@ -351,7 +344,6 @@
     </w:p>
     <w:p>
       <w:pPr>
-        <w:pStyle w:val="style0"/>
         <w:rPr>
           <w:rFonts w:hint="eastAsia"/>
           <w:sz w:val="28"/>
@@ -382,18 +374,16 @@
     </w:p>
     <w:p>
       <w:pPr>
-        <w:pStyle w:val="style0"/>
-        <w:rPr>
-          <w:rFonts w:hint="eastAsia"/>
-          <w:sz w:val="28"/>
-          <w:szCs w:val="28"/>
-          <w:lang w:val="en-US" w:eastAsia="zh-CN"/>
-        </w:rPr>
-      </w:pPr>
-    </w:p>
-    <w:p>
-      <w:pPr>
-        <w:pStyle w:val="style0"/>
+        <w:rPr>
+          <w:rFonts w:hint="eastAsia"/>
+          <w:sz w:val="28"/>
+          <w:szCs w:val="28"/>
+          <w:lang w:val="en-US" w:eastAsia="zh-CN"/>
+        </w:rPr>
+      </w:pPr>
+    </w:p>
+    <w:p>
+      <w:pPr>
         <w:rPr>
           <w:rFonts w:hint="eastAsia"/>
           <w:b/>
@@ -417,7 +407,6 @@
     </w:p>
     <w:p>
       <w:pPr>
-        <w:pStyle w:val="style0"/>
         <w:rPr>
           <w:rFonts w:hint="eastAsia"/>
           <w:sz w:val="28"/>
@@ -448,7 +437,7 @@
       <w:r>
         <w:rPr>
           <w:rFonts w:hint="eastAsia"/>
-          <w:color w:val="ff0000"/>
+          <w:color w:val="FF0000"/>
           <w:sz w:val="28"/>
           <w:szCs w:val="28"/>
           <w:lang w:val="en-US" w:eastAsia="zh-CN"/>
@@ -458,7 +447,7 @@
       <w:r>
         <w:rPr>
           <w:rFonts w:hint="default"/>
-          <w:color w:val="ff0000"/>
+          <w:color w:val="FF0000"/>
           <w:sz w:val="28"/>
           <w:szCs w:val="28"/>
           <w:lang w:val="en-US" w:eastAsia="zh-CN"/>
@@ -468,7 +457,7 @@
       <w:r>
         <w:rPr>
           <w:rFonts w:hint="eastAsia"/>
-          <w:color w:val="ff0000"/>
+          <w:color w:val="FF0000"/>
           <w:sz w:val="28"/>
           <w:szCs w:val="28"/>
           <w:lang w:val="en-US" w:eastAsia="zh-CN"/>
@@ -487,7 +476,7 @@
       <w:r>
         <w:rPr>
           <w:rFonts w:hint="eastAsia"/>
-          <w:color w:val="00b050"/>
+          <w:color w:val="00B050"/>
           <w:sz w:val="28"/>
           <w:szCs w:val="28"/>
           <w:lang w:val="en-US" w:eastAsia="zh-CN"/>
@@ -497,7 +486,7 @@
       <w:r>
         <w:rPr>
           <w:rFonts w:hint="default"/>
-          <w:color w:val="00b050"/>
+          <w:color w:val="00B050"/>
           <w:sz w:val="28"/>
           <w:szCs w:val="28"/>
           <w:lang w:val="en-US" w:eastAsia="zh-CN"/>
@@ -507,7 +496,7 @@
       <w:r>
         <w:rPr>
           <w:rFonts w:hint="eastAsia"/>
-          <w:color w:val="00b050"/>
+          <w:color w:val="00B050"/>
           <w:sz w:val="28"/>
           <w:szCs w:val="28"/>
           <w:lang w:val="en-US" w:eastAsia="zh-CN"/>
@@ -526,7 +515,7 @@
       <w:r>
         <w:rPr>
           <w:rFonts w:hint="eastAsia"/>
-          <w:color w:val="ffc000"/>
+          <w:color w:val="FFC000"/>
           <w:sz w:val="28"/>
           <w:szCs w:val="28"/>
           <w:lang w:val="en-US" w:eastAsia="zh-CN"/>
@@ -545,7 +534,7 @@
       <w:r>
         <w:rPr>
           <w:rFonts w:hint="eastAsia"/>
-          <w:color w:val="7030a0"/>
+          <w:color w:val="7030A0"/>
           <w:sz w:val="28"/>
           <w:szCs w:val="28"/>
           <w:lang w:val="en-US" w:eastAsia="zh-CN"/>
@@ -564,18 +553,17 @@
     </w:p>
     <w:p>
       <w:pPr>
-        <w:pStyle w:val="style0"/>
-        <w:rPr>
-          <w:rFonts w:hint="eastAsia"/>
-          <w:sz w:val="28"/>
-          <w:szCs w:val="28"/>
-          <w:lang w:val="en-US" w:eastAsia="zh-CN"/>
-        </w:rPr>
-      </w:pPr>
-      <w:r>
-        <w:rPr>
-          <w:rFonts w:hint="eastAsia"/>
-          <w:color w:val="ff0000"/>
+        <w:rPr>
+          <w:rFonts w:hint="eastAsia"/>
+          <w:sz w:val="28"/>
+          <w:szCs w:val="28"/>
+          <w:lang w:val="en-US" w:eastAsia="zh-CN"/>
+        </w:rPr>
+      </w:pPr>
+      <w:r>
+        <w:rPr>
+          <w:rFonts w:hint="eastAsia"/>
+          <w:color w:val="FF0000"/>
           <w:sz w:val="28"/>
           <w:szCs w:val="28"/>
           <w:lang w:val="en-US" w:eastAsia="zh-CN"/>
@@ -719,18 +707,17 @@
     </w:p>
     <w:p>
       <w:pPr>
-        <w:pStyle w:val="style0"/>
-        <w:rPr>
-          <w:rFonts w:hint="eastAsia"/>
-          <w:sz w:val="28"/>
-          <w:szCs w:val="28"/>
-          <w:lang w:val="en-US" w:eastAsia="zh-CN"/>
-        </w:rPr>
-      </w:pPr>
-      <w:r>
-        <w:rPr>
-          <w:rFonts w:hint="eastAsia"/>
-          <w:color w:val="00b050"/>
+        <w:rPr>
+          <w:rFonts w:hint="eastAsia"/>
+          <w:sz w:val="28"/>
+          <w:szCs w:val="28"/>
+          <w:lang w:val="en-US" w:eastAsia="zh-CN"/>
+        </w:rPr>
+      </w:pPr>
+      <w:r>
+        <w:rPr>
+          <w:rFonts w:hint="eastAsia"/>
+          <w:color w:val="00B050"/>
           <w:sz w:val="28"/>
           <w:szCs w:val="28"/>
           <w:lang w:val="en-US" w:eastAsia="zh-CN"/>
@@ -749,18 +736,17 @@
     </w:p>
     <w:p>
       <w:pPr>
-        <w:pStyle w:val="style0"/>
-        <w:rPr>
-          <w:rFonts w:hint="eastAsia"/>
-          <w:sz w:val="28"/>
-          <w:szCs w:val="28"/>
-          <w:lang w:val="en-US" w:eastAsia="zh-CN"/>
-        </w:rPr>
-      </w:pPr>
-      <w:r>
-        <w:rPr>
-          <w:rFonts w:hint="eastAsia"/>
-          <w:color w:val="ffc000"/>
+        <w:rPr>
+          <w:rFonts w:hint="eastAsia"/>
+          <w:sz w:val="28"/>
+          <w:szCs w:val="28"/>
+          <w:lang w:val="en-US" w:eastAsia="zh-CN"/>
+        </w:rPr>
+      </w:pPr>
+      <w:r>
+        <w:rPr>
+          <w:rFonts w:hint="eastAsia"/>
+          <w:color w:val="FFC000"/>
           <w:sz w:val="28"/>
           <w:szCs w:val="28"/>
           <w:lang w:val="en-US" w:eastAsia="zh-CN"/>
@@ -797,21 +783,20 @@
     </w:p>
     <w:p>
       <w:pPr>
-        <w:pStyle w:val="style0"/>
-        <w:rPr>
-          <w:rFonts w:hint="eastAsia"/>
-          <w:color w:val="00b0f0"/>
-          <w:sz w:val="28"/>
-          <w:szCs w:val="28"/>
-          <w:lang w:val="en-US" w:eastAsia="zh-CN"/>
-        </w:rPr>
-      </w:pPr>
-      <w:r>
-        <w:rPr>
-          <w:rFonts w:hint="eastAsia"/>
-          <w:b/>
-          <w:bCs/>
-          <w:color w:val="00b0f0"/>
+        <w:rPr>
+          <w:rFonts w:hint="eastAsia"/>
+          <w:color w:val="00B0F0"/>
+          <w:sz w:val="28"/>
+          <w:szCs w:val="28"/>
+          <w:lang w:val="en-US" w:eastAsia="zh-CN"/>
+        </w:rPr>
+      </w:pPr>
+      <w:r>
+        <w:rPr>
+          <w:rFonts w:hint="eastAsia"/>
+          <w:b/>
+          <w:bCs/>
+          <w:color w:val="00B0F0"/>
           <w:sz w:val="28"/>
           <w:szCs w:val="28"/>
           <w:lang w:val="en-US" w:eastAsia="zh-CN"/>
@@ -821,7 +806,7 @@
       <w:r>
         <w:rPr>
           <w:rFonts w:hint="eastAsia"/>
-          <w:color w:val="00b0f0"/>
+          <w:color w:val="00B0F0"/>
           <w:sz w:val="28"/>
           <w:szCs w:val="28"/>
           <w:lang w:val="en-US" w:eastAsia="zh-CN"/>
@@ -833,7 +818,7 @@
           <w:rFonts w:hint="eastAsia"/>
           <w:b/>
           <w:bCs/>
-          <w:color w:val="00b0f0"/>
+          <w:color w:val="00B0F0"/>
           <w:sz w:val="28"/>
           <w:szCs w:val="28"/>
           <w:lang w:val="en-US" w:eastAsia="zh-CN"/>
@@ -843,7 +828,7 @@
       <w:r>
         <w:rPr>
           <w:rFonts w:hint="eastAsia"/>
-          <w:color w:val="00b0f0"/>
+          <w:color w:val="00B0F0"/>
           <w:sz w:val="28"/>
           <w:szCs w:val="28"/>
           <w:lang w:val="en-US" w:eastAsia="zh-CN"/>
@@ -853,19 +838,18 @@
     </w:p>
     <w:p>
       <w:pPr>
-        <w:pStyle w:val="style0"/>
-        <w:rPr>
-          <w:rFonts w:hint="default"/>
-          <w:color w:val="ff0000"/>
-          <w:sz w:val="28"/>
-          <w:szCs w:val="28"/>
-          <w:lang w:val="en-US" w:eastAsia="zh-CN"/>
-        </w:rPr>
-      </w:pPr>
-      <w:r>
-        <w:rPr>
-          <w:rFonts w:hint="eastAsia"/>
-          <w:color w:val="ff0000"/>
+        <w:rPr>
+          <w:rFonts w:hint="default"/>
+          <w:color w:val="FF0000"/>
+          <w:sz w:val="28"/>
+          <w:szCs w:val="28"/>
+          <w:lang w:val="en-US" w:eastAsia="zh-CN"/>
+        </w:rPr>
+      </w:pPr>
+      <w:r>
+        <w:rPr>
+          <w:rFonts w:hint="eastAsia"/>
+          <w:color w:val="FF0000"/>
           <w:sz w:val="28"/>
           <w:szCs w:val="28"/>
           <w:lang w:val="en-US" w:eastAsia="zh-CN"/>
@@ -875,7 +859,7 @@
       <w:r>
         <w:rPr>
           <w:rFonts w:hint="default"/>
-          <w:color w:val="ff0000"/>
+          <w:color w:val="FF0000"/>
           <w:sz w:val="28"/>
           <w:szCs w:val="28"/>
           <w:lang w:val="en-US" w:eastAsia="zh-CN"/>
@@ -885,7 +869,7 @@
       <w:r>
         <w:rPr>
           <w:rFonts w:hint="eastAsia"/>
-          <w:color w:val="ff0000"/>
+          <w:color w:val="FF0000"/>
           <w:sz w:val="28"/>
           <w:szCs w:val="28"/>
           <w:lang w:val="en-US" w:eastAsia="zh-CN"/>
@@ -895,7 +879,7 @@
       <w:r>
         <w:rPr>
           <w:rFonts w:hint="default"/>
-          <w:color w:val="ff0000"/>
+          <w:color w:val="FF0000"/>
           <w:sz w:val="28"/>
           <w:szCs w:val="28"/>
           <w:lang w:val="en-US" w:eastAsia="zh-CN"/>
@@ -905,7 +889,7 @@
       <w:r>
         <w:rPr>
           <w:rFonts w:hint="eastAsia"/>
-          <w:color w:val="ff0000"/>
+          <w:color w:val="FF0000"/>
           <w:sz w:val="28"/>
           <w:szCs w:val="28"/>
           <w:lang w:val="en-US" w:eastAsia="zh-CN"/>
@@ -915,18 +899,17 @@
     </w:p>
     <w:p>
       <w:pPr>
-        <w:pStyle w:val="style0"/>
-        <w:rPr>
-          <w:rFonts w:hint="default"/>
-          <w:sz w:val="28"/>
-          <w:szCs w:val="28"/>
-          <w:lang w:val="en-US" w:eastAsia="zh-CN"/>
-        </w:rPr>
-      </w:pPr>
-      <w:r>
-        <w:rPr>
-          <w:rFonts w:hint="eastAsia"/>
-          <w:color w:val="7030a0"/>
+        <w:rPr>
+          <w:rFonts w:hint="default"/>
+          <w:sz w:val="28"/>
+          <w:szCs w:val="28"/>
+          <w:lang w:val="en-US" w:eastAsia="zh-CN"/>
+        </w:rPr>
+      </w:pPr>
+      <w:r>
+        <w:rPr>
+          <w:rFonts w:hint="eastAsia"/>
+          <w:color w:val="7030A0"/>
           <w:sz w:val="28"/>
           <w:szCs w:val="28"/>
           <w:lang w:val="en-US" w:eastAsia="zh-CN"/>
@@ -1077,7 +1060,6 @@
     </w:p>
     <w:p>
       <w:pPr>
-        <w:pStyle w:val="style0"/>
         <w:rPr>
           <w:rFonts w:hint="eastAsia"/>
           <w:sz w:val="28"/>
@@ -1107,7 +1089,7 @@
       <w:r>
         <w:rPr>
           <w:rFonts w:hint="eastAsia"/>
-          <w:color w:val="ff0000"/>
+          <w:color w:val="FF0000"/>
           <w:sz w:val="28"/>
           <w:szCs w:val="28"/>
           <w:lang w:val="en-US" w:eastAsia="zh-CN"/>
@@ -1126,7 +1108,7 @@
       <w:r>
         <w:rPr>
           <w:rFonts w:hint="eastAsia"/>
-          <w:color w:val="00b050"/>
+          <w:color w:val="00B050"/>
           <w:sz w:val="28"/>
           <w:szCs w:val="28"/>
           <w:lang w:val="en-US" w:eastAsia="zh-CN"/>
@@ -1136,7 +1118,7 @@
       <w:r>
         <w:rPr>
           <w:rFonts w:hint="default"/>
-          <w:color w:val="00b050"/>
+          <w:color w:val="00B050"/>
           <w:sz w:val="28"/>
           <w:szCs w:val="28"/>
           <w:lang w:val="en-US" w:eastAsia="zh-CN"/>
@@ -1155,7 +1137,7 @@
       <w:r>
         <w:rPr>
           <w:rFonts w:hint="eastAsia"/>
-          <w:color w:val="7030a0"/>
+          <w:color w:val="7030A0"/>
           <w:sz w:val="28"/>
           <w:szCs w:val="28"/>
           <w:lang w:val="en-US" w:eastAsia="zh-CN"/>
@@ -1174,7 +1156,7 @@
       <w:r>
         <w:rPr>
           <w:rFonts w:hint="eastAsia"/>
-          <w:color w:val="0070c0"/>
+          <w:color w:val="0070C0"/>
           <w:sz w:val="28"/>
           <w:szCs w:val="28"/>
           <w:lang w:val="en-US" w:eastAsia="zh-CN"/>
@@ -1193,18 +1175,17 @@
     </w:p>
     <w:p>
       <w:pPr>
-        <w:pStyle w:val="style0"/>
-        <w:rPr>
-          <w:rFonts w:hint="eastAsia"/>
-          <w:sz w:val="28"/>
-          <w:szCs w:val="28"/>
-          <w:lang w:val="en-US" w:eastAsia="zh-CN"/>
-        </w:rPr>
-      </w:pPr>
-      <w:r>
-        <w:rPr>
-          <w:rFonts w:hint="eastAsia"/>
-          <w:color w:val="ff0000"/>
+        <w:rPr>
+          <w:rFonts w:hint="eastAsia"/>
+          <w:sz w:val="28"/>
+          <w:szCs w:val="28"/>
+          <w:lang w:val="en-US" w:eastAsia="zh-CN"/>
+        </w:rPr>
+      </w:pPr>
+      <w:r>
+        <w:rPr>
+          <w:rFonts w:hint="eastAsia"/>
+          <w:color w:val="FF0000"/>
           <w:sz w:val="28"/>
           <w:szCs w:val="28"/>
           <w:lang w:val="en-US" w:eastAsia="zh-CN"/>
@@ -1281,19 +1262,18 @@
     </w:p>
     <w:p>
       <w:pPr>
-        <w:pStyle w:val="style0"/>
-        <w:rPr>
-          <w:rFonts w:hint="eastAsia"/>
-          <w:color w:val="ff0000"/>
-          <w:sz w:val="28"/>
-          <w:szCs w:val="28"/>
-          <w:lang w:val="en-US" w:eastAsia="zh-CN"/>
-        </w:rPr>
-      </w:pPr>
-      <w:r>
-        <w:rPr>
-          <w:rFonts w:hint="default"/>
-          <w:color w:val="ff0000"/>
+        <w:rPr>
+          <w:rFonts w:hint="eastAsia"/>
+          <w:color w:val="FF0000"/>
+          <w:sz w:val="28"/>
+          <w:szCs w:val="28"/>
+          <w:lang w:val="en-US" w:eastAsia="zh-CN"/>
+        </w:rPr>
+      </w:pPr>
+      <w:r>
+        <w:rPr>
+          <w:rFonts w:hint="default"/>
+          <w:color w:val="FF0000"/>
           <w:sz w:val="28"/>
           <w:szCs w:val="28"/>
           <w:lang w:val="en-US" w:eastAsia="zh-CN"/>
@@ -1303,7 +1283,7 @@
       <w:r>
         <w:rPr>
           <w:rFonts w:hint="eastAsia"/>
-          <w:color w:val="ff0000"/>
+          <w:color w:val="FF0000"/>
           <w:sz w:val="28"/>
           <w:szCs w:val="28"/>
           <w:lang w:val="en-US" w:eastAsia="zh-CN"/>
@@ -1313,7 +1293,7 @@
       <w:r>
         <w:rPr>
           <w:rFonts w:hint="default"/>
-          <w:color w:val="ff0000"/>
+          <w:color w:val="FF0000"/>
           <w:sz w:val="28"/>
           <w:szCs w:val="28"/>
           <w:lang w:val="en-US" w:eastAsia="zh-CN"/>
@@ -1323,7 +1303,7 @@
       <w:r>
         <w:rPr>
           <w:rFonts w:hint="eastAsia"/>
-          <w:color w:val="ff0000"/>
+          <w:color w:val="FF0000"/>
           <w:sz w:val="28"/>
           <w:szCs w:val="28"/>
           <w:lang w:val="en-US" w:eastAsia="zh-CN"/>
@@ -1333,7 +1313,6 @@
     </w:p>
     <w:p>
       <w:pPr>
-        <w:pStyle w:val="style0"/>
         <w:rPr>
           <w:rFonts w:hint="eastAsia"/>
           <w:color w:val="000000"/>
@@ -1367,7 +1346,7 @@
       <w:r>
         <w:rPr>
           <w:rFonts w:hint="eastAsia"/>
-          <w:color w:val="ff0000"/>
+          <w:color w:val="FF0000"/>
           <w:sz w:val="28"/>
           <w:szCs w:val="28"/>
           <w:lang w:val="en-US" w:eastAsia="zh-CN"/>
@@ -1377,7 +1356,7 @@
       <w:r>
         <w:rPr>
           <w:rFonts w:hint="default"/>
-          <w:color w:val="ff0000"/>
+          <w:color w:val="FF0000"/>
           <w:sz w:val="28"/>
           <w:szCs w:val="28"/>
           <w:lang w:val="en-US" w:eastAsia="zh-CN"/>
@@ -1387,7 +1366,7 @@
       <w:r>
         <w:rPr>
           <w:rFonts w:hint="eastAsia"/>
-          <w:color w:val="ff0000"/>
+          <w:color w:val="FF0000"/>
           <w:sz w:val="28"/>
           <w:szCs w:val="28"/>
           <w:lang w:val="en-US" w:eastAsia="zh-CN"/>
@@ -1429,19 +1408,18 @@
     </w:p>
     <w:p>
       <w:pPr>
-        <w:pStyle w:val="style0"/>
-        <w:rPr>
-          <w:rFonts w:hint="eastAsia"/>
-          <w:color w:val="ff0000"/>
-          <w:sz w:val="28"/>
-          <w:szCs w:val="28"/>
-          <w:lang w:val="en-US" w:eastAsia="zh-CN"/>
-        </w:rPr>
-      </w:pPr>
-      <w:r>
-        <w:rPr>
-          <w:rFonts w:hint="default"/>
-          <w:color w:val="ff0000"/>
+        <w:rPr>
+          <w:rFonts w:hint="eastAsia"/>
+          <w:color w:val="FF0000"/>
+          <w:sz w:val="28"/>
+          <w:szCs w:val="28"/>
+          <w:lang w:val="en-US" w:eastAsia="zh-CN"/>
+        </w:rPr>
+      </w:pPr>
+      <w:r>
+        <w:rPr>
+          <w:rFonts w:hint="default"/>
+          <w:color w:val="FF0000"/>
           <w:sz w:val="28"/>
           <w:szCs w:val="28"/>
           <w:lang w:val="en-US" w:eastAsia="zh-CN"/>
@@ -1451,7 +1429,7 @@
       <w:r>
         <w:rPr>
           <w:rFonts w:hint="eastAsia"/>
-          <w:color w:val="ff0000"/>
+          <w:color w:val="FF0000"/>
           <w:sz w:val="28"/>
           <w:szCs w:val="28"/>
           <w:lang w:val="en-US" w:eastAsia="zh-CN"/>
@@ -1463,7 +1441,7 @@
           <w:rFonts w:hint="eastAsia"/>
           <w:b/>
           <w:bCs/>
-          <w:color w:val="ff0000"/>
+          <w:color w:val="FF0000"/>
           <w:sz w:val="28"/>
           <w:szCs w:val="28"/>
           <w:lang w:val="en-US" w:eastAsia="zh-CN"/>
@@ -1475,7 +1453,7 @@
           <w:rFonts w:hint="default"/>
           <w:b/>
           <w:bCs/>
-          <w:color w:val="ff0000"/>
+          <w:color w:val="FF0000"/>
           <w:sz w:val="28"/>
           <w:szCs w:val="28"/>
           <w:lang w:val="en-US" w:eastAsia="zh-CN"/>
@@ -1485,7 +1463,7 @@
       <w:r>
         <w:rPr>
           <w:rFonts w:hint="eastAsia"/>
-          <w:color w:val="ff0000"/>
+          <w:color w:val="FF0000"/>
           <w:sz w:val="28"/>
           <w:szCs w:val="28"/>
           <w:lang w:val="en-US" w:eastAsia="zh-CN"/>
@@ -1497,7 +1475,7 @@
           <w:rFonts w:hint="default"/>
           <w:b/>
           <w:bCs/>
-          <w:color w:val="ff0000"/>
+          <w:color w:val="FF0000"/>
           <w:sz w:val="28"/>
           <w:szCs w:val="28"/>
           <w:lang w:val="en-US" w:eastAsia="zh-CN"/>
@@ -1507,7 +1485,7 @@
       <w:r>
         <w:rPr>
           <w:rFonts w:hint="eastAsia"/>
-          <w:color w:val="ff0000"/>
+          <w:color w:val="FF0000"/>
           <w:sz w:val="28"/>
           <w:szCs w:val="28"/>
           <w:lang w:val="en-US" w:eastAsia="zh-CN"/>
@@ -1517,19 +1495,18 @@
     </w:p>
     <w:p>
       <w:pPr>
-        <w:pStyle w:val="style0"/>
-        <w:rPr>
-          <w:rFonts w:hint="eastAsia"/>
-          <w:color w:val="ff0000"/>
-          <w:sz w:val="28"/>
-          <w:szCs w:val="28"/>
-          <w:lang w:val="en-US" w:eastAsia="zh-CN"/>
-        </w:rPr>
-      </w:pPr>
-      <w:r>
-        <w:rPr>
-          <w:rFonts w:hint="default"/>
-          <w:color w:val="ff0000"/>
+        <w:rPr>
+          <w:rFonts w:hint="eastAsia"/>
+          <w:color w:val="FF0000"/>
+          <w:sz w:val="28"/>
+          <w:szCs w:val="28"/>
+          <w:lang w:val="en-US" w:eastAsia="zh-CN"/>
+        </w:rPr>
+      </w:pPr>
+      <w:r>
+        <w:rPr>
+          <w:rFonts w:hint="default"/>
+          <w:color w:val="FF0000"/>
           <w:sz w:val="28"/>
           <w:szCs w:val="28"/>
           <w:lang w:val="en-US" w:eastAsia="zh-CN"/>
@@ -1539,7 +1516,7 @@
       <w:r>
         <w:rPr>
           <w:rFonts w:hint="eastAsia"/>
-          <w:color w:val="ff0000"/>
+          <w:color w:val="FF0000"/>
           <w:sz w:val="28"/>
           <w:szCs w:val="28"/>
           <w:lang w:val="en-US" w:eastAsia="zh-CN"/>
@@ -1551,7 +1528,7 @@
           <w:rFonts w:hint="default"/>
           <w:b/>
           <w:bCs/>
-          <w:color w:val="ff0000"/>
+          <w:color w:val="FF0000"/>
           <w:sz w:val="28"/>
           <w:szCs w:val="28"/>
           <w:lang w:val="en-US" w:eastAsia="zh-CN"/>
@@ -1561,7 +1538,7 @@
       <w:r>
         <w:rPr>
           <w:rFonts w:hint="eastAsia"/>
-          <w:color w:val="ff0000"/>
+          <w:color w:val="FF0000"/>
           <w:sz w:val="28"/>
           <w:szCs w:val="28"/>
           <w:lang w:val="en-US" w:eastAsia="zh-CN"/>
@@ -1573,7 +1550,7 @@
           <w:rFonts w:hint="default"/>
           <w:b/>
           <w:bCs/>
-          <w:color w:val="ff0000"/>
+          <w:color w:val="FF0000"/>
           <w:sz w:val="28"/>
           <w:szCs w:val="28"/>
           <w:lang w:val="en-US" w:eastAsia="zh-CN"/>
@@ -1583,7 +1560,7 @@
       <w:r>
         <w:rPr>
           <w:rFonts w:hint="eastAsia"/>
-          <w:color w:val="ff0000"/>
+          <w:color w:val="FF0000"/>
           <w:sz w:val="28"/>
           <w:szCs w:val="28"/>
           <w:lang w:val="en-US" w:eastAsia="zh-CN"/>
@@ -1593,19 +1570,18 @@
     </w:p>
     <w:p>
       <w:pPr>
-        <w:pStyle w:val="style0"/>
-        <w:rPr>
-          <w:rFonts w:hint="default"/>
-          <w:color w:val="ff0000"/>
-          <w:sz w:val="28"/>
-          <w:szCs w:val="28"/>
-          <w:lang w:val="en-US" w:eastAsia="zh-CN"/>
-        </w:rPr>
-      </w:pPr>
-      <w:r>
-        <w:rPr>
-          <w:rFonts w:hint="default"/>
-          <w:color w:val="ff0000"/>
+        <w:rPr>
+          <w:rFonts w:hint="default"/>
+          <w:color w:val="FF0000"/>
+          <w:sz w:val="28"/>
+          <w:szCs w:val="28"/>
+          <w:lang w:val="en-US" w:eastAsia="zh-CN"/>
+        </w:rPr>
+      </w:pPr>
+      <w:r>
+        <w:rPr>
+          <w:rFonts w:hint="default"/>
+          <w:color w:val="FF0000"/>
           <w:sz w:val="28"/>
           <w:szCs w:val="28"/>
           <w:lang w:val="en-US" w:eastAsia="zh-CN"/>
@@ -1615,7 +1591,7 @@
       <w:r>
         <w:rPr>
           <w:rFonts w:hint="eastAsia"/>
-          <w:color w:val="ff0000"/>
+          <w:color w:val="FF0000"/>
           <w:sz w:val="28"/>
           <w:szCs w:val="28"/>
           <w:lang w:val="en-US" w:eastAsia="zh-CN"/>
@@ -1627,7 +1603,7 @@
           <w:rFonts w:hint="eastAsia"/>
           <w:b/>
           <w:bCs/>
-          <w:color w:val="ff0000"/>
+          <w:color w:val="FF0000"/>
           <w:sz w:val="28"/>
           <w:szCs w:val="28"/>
           <w:lang w:val="en-US" w:eastAsia="zh-CN"/>
@@ -1639,7 +1615,7 @@
           <w:rFonts w:hint="default"/>
           <w:b/>
           <w:bCs/>
-          <w:color w:val="ff0000"/>
+          <w:color w:val="FF0000"/>
           <w:sz w:val="28"/>
           <w:szCs w:val="28"/>
           <w:lang w:val="en-US" w:eastAsia="zh-CN"/>
@@ -1649,7 +1625,7 @@
       <w:r>
         <w:rPr>
           <w:rFonts w:hint="eastAsia"/>
-          <w:color w:val="ff0000"/>
+          <w:color w:val="FF0000"/>
           <w:sz w:val="28"/>
           <w:szCs w:val="28"/>
           <w:lang w:val="en-US" w:eastAsia="zh-CN"/>
@@ -1661,7 +1637,7 @@
           <w:rFonts w:hint="default"/>
           <w:b/>
           <w:bCs/>
-          <w:color w:val="ff0000"/>
+          <w:color w:val="FF0000"/>
           <w:sz w:val="28"/>
           <w:szCs w:val="28"/>
           <w:lang w:val="en-US" w:eastAsia="zh-CN"/>
@@ -1671,7 +1647,7 @@
       <w:r>
         <w:rPr>
           <w:rFonts w:hint="eastAsia"/>
-          <w:color w:val="ff0000"/>
+          <w:color w:val="FF0000"/>
           <w:sz w:val="28"/>
           <w:szCs w:val="28"/>
           <w:lang w:val="en-US" w:eastAsia="zh-CN"/>
@@ -1681,19 +1657,18 @@
     </w:p>
     <w:p>
       <w:pPr>
-        <w:pStyle w:val="style0"/>
-        <w:rPr>
-          <w:rFonts w:ascii="仿宋" w:cs="仿宋" w:eastAsia="仿宋" w:hAnsi="仿宋" w:hint="eastAsia"/>
-          <w:color w:val="ff0000"/>
-          <w:sz w:val="28"/>
-          <w:szCs w:val="28"/>
-          <w:lang w:val="en-US" w:eastAsia="zh-CN"/>
-        </w:rPr>
-      </w:pPr>
-      <w:r>
-        <w:rPr>
-          <w:rFonts w:hint="eastAsia"/>
-          <w:color w:val="00b050"/>
+        <w:rPr>
+          <w:rFonts w:hint="eastAsia" w:ascii="仿宋" w:hAnsi="仿宋" w:eastAsia="仿宋" w:cs="仿宋"/>
+          <w:color w:val="FF0000"/>
+          <w:sz w:val="28"/>
+          <w:szCs w:val="28"/>
+          <w:lang w:val="en-US" w:eastAsia="zh-CN"/>
+        </w:rPr>
+      </w:pPr>
+      <w:r>
+        <w:rPr>
+          <w:rFonts w:hint="eastAsia"/>
+          <w:color w:val="00B050"/>
           <w:sz w:val="28"/>
           <w:szCs w:val="28"/>
           <w:lang w:val="en-US" w:eastAsia="zh-CN"/>
@@ -1703,7 +1678,7 @@
       <w:r>
         <w:rPr>
           <w:rFonts w:hint="default"/>
-          <w:color w:val="00b050"/>
+          <w:color w:val="00B050"/>
           <w:sz w:val="28"/>
           <w:szCs w:val="28"/>
           <w:lang w:val="en-US" w:eastAsia="zh-CN"/>
@@ -1780,18 +1755,17 @@
     </w:p>
     <w:p>
       <w:pPr>
-        <w:pStyle w:val="style0"/>
-        <w:rPr>
-          <w:rFonts w:hint="eastAsia"/>
-          <w:sz w:val="28"/>
-          <w:szCs w:val="28"/>
-          <w:lang w:val="en-US" w:eastAsia="zh-CN"/>
-        </w:rPr>
-      </w:pPr>
-      <w:r>
-        <w:rPr>
-          <w:rFonts w:hint="eastAsia"/>
-          <w:color w:val="7030a0"/>
+        <w:rPr>
+          <w:rFonts w:hint="eastAsia"/>
+          <w:sz w:val="28"/>
+          <w:szCs w:val="28"/>
+          <w:lang w:val="en-US" w:eastAsia="zh-CN"/>
+        </w:rPr>
+      </w:pPr>
+      <w:r>
+        <w:rPr>
+          <w:rFonts w:hint="eastAsia"/>
+          <w:color w:val="7030A0"/>
           <w:sz w:val="28"/>
           <w:szCs w:val="28"/>
           <w:lang w:val="en-US" w:eastAsia="zh-CN"/>
@@ -2002,19 +1976,18 @@
     </w:p>
     <w:p>
       <w:pPr>
-        <w:pStyle w:val="style0"/>
-        <w:rPr>
-          <w:rFonts w:ascii="仿宋" w:cs="仿宋" w:eastAsia="仿宋" w:hAnsi="仿宋" w:hint="eastAsia"/>
-          <w:color w:val="ff0000"/>
-          <w:sz w:val="28"/>
-          <w:szCs w:val="28"/>
-          <w:lang w:val="en-US" w:eastAsia="zh-CN"/>
-        </w:rPr>
-      </w:pPr>
-      <w:r>
-        <w:rPr>
-          <w:rFonts w:ascii="仿宋" w:cs="仿宋" w:eastAsia="仿宋" w:hAnsi="仿宋" w:hint="default"/>
-          <w:color w:val="ff0000"/>
+        <w:rPr>
+          <w:rFonts w:hint="eastAsia" w:ascii="仿宋" w:hAnsi="仿宋" w:eastAsia="仿宋" w:cs="仿宋"/>
+          <w:color w:val="FF0000"/>
+          <w:sz w:val="28"/>
+          <w:szCs w:val="28"/>
+          <w:lang w:val="en-US" w:eastAsia="zh-CN"/>
+        </w:rPr>
+      </w:pPr>
+      <w:r>
+        <w:rPr>
+          <w:rFonts w:hint="default" w:ascii="仿宋" w:hAnsi="仿宋" w:eastAsia="仿宋" w:cs="仿宋"/>
+          <w:color w:val="FF0000"/>
           <w:sz w:val="28"/>
           <w:szCs w:val="28"/>
           <w:lang w:val="en-US" w:eastAsia="zh-CN"/>
@@ -2023,8 +1996,8 @@
       </w:r>
       <w:r>
         <w:rPr>
-          <w:rFonts w:ascii="仿宋" w:cs="仿宋" w:eastAsia="仿宋" w:hAnsi="仿宋" w:hint="eastAsia"/>
-          <w:color w:val="ff0000"/>
+          <w:rFonts w:hint="eastAsia" w:ascii="仿宋" w:hAnsi="仿宋" w:eastAsia="仿宋" w:cs="仿宋"/>
+          <w:color w:val="FF0000"/>
           <w:sz w:val="28"/>
           <w:szCs w:val="28"/>
           <w:lang w:val="en-US" w:eastAsia="zh-CN"/>
@@ -2033,8 +2006,8 @@
       </w:r>
       <w:r>
         <w:rPr>
-          <w:rFonts w:ascii="仿宋" w:cs="仿宋" w:eastAsia="仿宋" w:hAnsi="仿宋" w:hint="default"/>
-          <w:color w:val="ff0000"/>
+          <w:rFonts w:hint="default" w:ascii="仿宋" w:hAnsi="仿宋" w:eastAsia="仿宋" w:cs="仿宋"/>
+          <w:color w:val="FF0000"/>
           <w:sz w:val="28"/>
           <w:szCs w:val="28"/>
           <w:lang w:val="en-US" w:eastAsia="zh-CN"/>
@@ -2043,8 +2016,8 @@
       </w:r>
       <w:r>
         <w:rPr>
-          <w:rFonts w:ascii="仿宋" w:cs="仿宋" w:eastAsia="仿宋" w:hAnsi="仿宋" w:hint="eastAsia"/>
-          <w:color w:val="ff0000"/>
+          <w:rFonts w:hint="eastAsia" w:ascii="仿宋" w:hAnsi="仿宋" w:eastAsia="仿宋" w:cs="仿宋"/>
+          <w:color w:val="FF0000"/>
           <w:sz w:val="28"/>
           <w:szCs w:val="28"/>
           <w:lang w:val="en-US" w:eastAsia="zh-CN"/>
@@ -2054,19 +2027,18 @@
     </w:p>
     <w:p>
       <w:pPr>
-        <w:pStyle w:val="style0"/>
-        <w:rPr>
-          <w:rFonts w:ascii="仿宋" w:cs="仿宋" w:eastAsia="仿宋" w:hAnsi="仿宋" w:hint="default"/>
-          <w:color w:val="ff0000"/>
-          <w:sz w:val="28"/>
-          <w:szCs w:val="28"/>
-          <w:lang w:val="en-US" w:eastAsia="zh-CN"/>
-        </w:rPr>
-      </w:pPr>
-      <w:r>
-        <w:rPr>
-          <w:rFonts w:ascii="仿宋" w:cs="仿宋" w:eastAsia="仿宋" w:hAnsi="仿宋" w:hint="eastAsia"/>
-          <w:color w:val="ff0000"/>
+        <w:rPr>
+          <w:rFonts w:hint="default" w:ascii="仿宋" w:hAnsi="仿宋" w:eastAsia="仿宋" w:cs="仿宋"/>
+          <w:color w:val="FF0000"/>
+          <w:sz w:val="28"/>
+          <w:szCs w:val="28"/>
+          <w:lang w:val="en-US" w:eastAsia="zh-CN"/>
+        </w:rPr>
+      </w:pPr>
+      <w:r>
+        <w:rPr>
+          <w:rFonts w:hint="eastAsia" w:ascii="仿宋" w:hAnsi="仿宋" w:eastAsia="仿宋" w:cs="仿宋"/>
+          <w:color w:val="FF0000"/>
           <w:sz w:val="28"/>
           <w:szCs w:val="28"/>
           <w:lang w:val="en-US" w:eastAsia="zh-CN"/>
@@ -2075,8 +2047,8 @@
       </w:r>
       <w:r>
         <w:rPr>
-          <w:rFonts w:ascii="仿宋" w:cs="仿宋" w:eastAsia="仿宋" w:hAnsi="仿宋" w:hint="default"/>
-          <w:color w:val="ff0000"/>
+          <w:rFonts w:hint="default" w:ascii="仿宋" w:hAnsi="仿宋" w:eastAsia="仿宋" w:cs="仿宋"/>
+          <w:color w:val="FF0000"/>
           <w:sz w:val="28"/>
           <w:szCs w:val="28"/>
           <w:lang w:val="en-US" w:eastAsia="zh-CN"/>
@@ -2085,8 +2057,8 @@
       </w:r>
       <w:r>
         <w:rPr>
-          <w:rFonts w:ascii="仿宋" w:cs="仿宋" w:eastAsia="仿宋" w:hAnsi="仿宋" w:hint="eastAsia"/>
-          <w:color w:val="ff0000"/>
+          <w:rFonts w:hint="eastAsia" w:ascii="仿宋" w:hAnsi="仿宋" w:eastAsia="仿宋" w:cs="仿宋"/>
+          <w:color w:val="FF0000"/>
           <w:sz w:val="28"/>
           <w:szCs w:val="28"/>
           <w:lang w:val="en-US" w:eastAsia="zh-CN"/>
@@ -2095,8 +2067,8 @@
       </w:r>
       <w:r>
         <w:rPr>
-          <w:rFonts w:ascii="仿宋" w:cs="仿宋" w:eastAsia="仿宋" w:hAnsi="仿宋" w:hint="default"/>
-          <w:color w:val="ff0000"/>
+          <w:rFonts w:hint="default" w:ascii="仿宋" w:hAnsi="仿宋" w:eastAsia="仿宋" w:cs="仿宋"/>
+          <w:color w:val="FF0000"/>
           <w:sz w:val="28"/>
           <w:szCs w:val="28"/>
           <w:lang w:val="en-US" w:eastAsia="zh-CN"/>
@@ -2105,8 +2077,8 @@
       </w:r>
       <w:r>
         <w:rPr>
-          <w:rFonts w:ascii="仿宋" w:cs="仿宋" w:eastAsia="仿宋" w:hAnsi="仿宋" w:hint="eastAsia"/>
-          <w:color w:val="ff0000"/>
+          <w:rFonts w:hint="eastAsia" w:ascii="仿宋" w:hAnsi="仿宋" w:eastAsia="仿宋" w:cs="仿宋"/>
+          <w:color w:val="FF0000"/>
           <w:sz w:val="28"/>
           <w:szCs w:val="28"/>
           <w:lang w:val="en-US" w:eastAsia="zh-CN"/>
@@ -2116,18 +2088,17 @@
     </w:p>
     <w:p>
       <w:pPr>
-        <w:pStyle w:val="style0"/>
-        <w:rPr>
-          <w:rFonts w:hint="eastAsia"/>
-          <w:sz w:val="28"/>
-          <w:szCs w:val="28"/>
-          <w:lang w:val="en-US" w:eastAsia="zh-CN"/>
-        </w:rPr>
-      </w:pPr>
-      <w:r>
-        <w:rPr>
-          <w:rFonts w:hint="eastAsia"/>
-          <w:color w:val="0070c0"/>
+        <w:rPr>
+          <w:rFonts w:hint="eastAsia"/>
+          <w:sz w:val="28"/>
+          <w:szCs w:val="28"/>
+          <w:lang w:val="en-US" w:eastAsia="zh-CN"/>
+        </w:rPr>
+      </w:pPr>
+      <w:r>
+        <w:rPr>
+          <w:rFonts w:hint="eastAsia"/>
+          <w:color w:val="0070C0"/>
           <w:sz w:val="28"/>
           <w:szCs w:val="28"/>
           <w:lang w:val="en-US" w:eastAsia="zh-CN"/>
@@ -2423,19 +2394,18 @@
     </w:p>
     <w:p>
       <w:pPr>
-        <w:pStyle w:val="style0"/>
-        <w:rPr>
-          <w:rFonts w:hint="eastAsia"/>
-          <w:color w:val="ff0000"/>
-          <w:sz w:val="28"/>
-          <w:szCs w:val="28"/>
-          <w:lang w:val="en-US" w:eastAsia="zh-CN"/>
-        </w:rPr>
-      </w:pPr>
-      <w:r>
-        <w:rPr>
-          <w:rFonts w:hint="eastAsia"/>
-          <w:color w:val="ff0000"/>
+        <w:rPr>
+          <w:rFonts w:hint="eastAsia"/>
+          <w:color w:val="FF0000"/>
+          <w:sz w:val="28"/>
+          <w:szCs w:val="28"/>
+          <w:lang w:val="en-US" w:eastAsia="zh-CN"/>
+        </w:rPr>
+      </w:pPr>
+      <w:r>
+        <w:rPr>
+          <w:rFonts w:hint="eastAsia"/>
+          <w:color w:val="FF0000"/>
           <w:sz w:val="28"/>
           <w:szCs w:val="28"/>
           <w:lang w:val="en-US" w:eastAsia="zh-CN"/>
@@ -2445,21 +2415,20 @@
     </w:p>
     <w:p>
       <w:pPr>
-        <w:pStyle w:val="style0"/>
-        <w:rPr>
-          <w:rFonts w:hint="eastAsia"/>
-          <w:color w:val="00b0f0"/>
-          <w:sz w:val="28"/>
-          <w:szCs w:val="28"/>
-          <w:lang w:val="en-US" w:eastAsia="zh-CN"/>
-        </w:rPr>
-      </w:pPr>
-      <w:r>
-        <w:rPr>
-          <w:rFonts w:hint="default"/>
-          <w:b/>
-          <w:bCs/>
-          <w:color w:val="00b0f0"/>
+        <w:rPr>
+          <w:rFonts w:hint="eastAsia"/>
+          <w:color w:val="00B0F0"/>
+          <w:sz w:val="28"/>
+          <w:szCs w:val="28"/>
+          <w:lang w:val="en-US" w:eastAsia="zh-CN"/>
+        </w:rPr>
+      </w:pPr>
+      <w:r>
+        <w:rPr>
+          <w:rFonts w:hint="default"/>
+          <w:b/>
+          <w:bCs/>
+          <w:color w:val="00B0F0"/>
           <w:sz w:val="28"/>
           <w:szCs w:val="28"/>
           <w:lang w:val="en-US" w:eastAsia="zh-CN"/>
@@ -2471,7 +2440,7 @@
           <w:rFonts w:hint="eastAsia"/>
           <w:b/>
           <w:bCs/>
-          <w:color w:val="00b0f0"/>
+          <w:color w:val="00B0F0"/>
           <w:sz w:val="28"/>
           <w:szCs w:val="28"/>
           <w:lang w:val="en-US" w:eastAsia="zh-CN"/>
@@ -2481,7 +2450,7 @@
       <w:r>
         <w:rPr>
           <w:rFonts w:hint="default"/>
-          <w:color w:val="00b0f0"/>
+          <w:color w:val="00B0F0"/>
           <w:sz w:val="28"/>
           <w:szCs w:val="28"/>
           <w:lang w:val="en-US" w:eastAsia="zh-CN"/>
@@ -2491,7 +2460,7 @@
       <w:r>
         <w:rPr>
           <w:rFonts w:hint="eastAsia"/>
-          <w:color w:val="00b0f0"/>
+          <w:color w:val="00B0F0"/>
           <w:sz w:val="28"/>
           <w:szCs w:val="28"/>
           <w:lang w:val="en-US" w:eastAsia="zh-CN"/>
@@ -2501,7 +2470,7 @@
       <w:r>
         <w:rPr>
           <w:rFonts w:hint="default"/>
-          <w:color w:val="00b0f0"/>
+          <w:color w:val="00B0F0"/>
           <w:sz w:val="28"/>
           <w:szCs w:val="28"/>
           <w:lang w:val="en-US" w:eastAsia="zh-CN"/>
@@ -2511,7 +2480,7 @@
       <w:r>
         <w:rPr>
           <w:rFonts w:hint="eastAsia"/>
-          <w:color w:val="00b0f0"/>
+          <w:color w:val="00B0F0"/>
           <w:sz w:val="28"/>
           <w:szCs w:val="28"/>
           <w:lang w:val="en-US" w:eastAsia="zh-CN"/>
@@ -2523,7 +2492,7 @@
           <w:rFonts w:hint="default"/>
           <w:b/>
           <w:bCs/>
-          <w:color w:val="00b0f0"/>
+          <w:color w:val="00B0F0"/>
           <w:sz w:val="28"/>
           <w:szCs w:val="28"/>
           <w:lang w:val="en-US" w:eastAsia="zh-CN"/>
@@ -2535,7 +2504,7 @@
           <w:rFonts w:hint="eastAsia"/>
           <w:b/>
           <w:bCs/>
-          <w:color w:val="00b0f0"/>
+          <w:color w:val="00B0F0"/>
           <w:sz w:val="28"/>
           <w:szCs w:val="28"/>
           <w:lang w:val="en-US" w:eastAsia="zh-CN"/>
@@ -2547,7 +2516,7 @@
           <w:rFonts w:hint="default"/>
           <w:b/>
           <w:bCs/>
-          <w:color w:val="00b0f0"/>
+          <w:color w:val="00B0F0"/>
           <w:sz w:val="28"/>
           <w:szCs w:val="28"/>
           <w:lang w:val="en-US" w:eastAsia="zh-CN"/>
@@ -2559,7 +2528,7 @@
           <w:rFonts w:hint="eastAsia"/>
           <w:b/>
           <w:bCs/>
-          <w:color w:val="00b0f0"/>
+          <w:color w:val="00B0F0"/>
           <w:sz w:val="28"/>
           <w:szCs w:val="28"/>
           <w:lang w:val="en-US" w:eastAsia="zh-CN"/>
@@ -2569,7 +2538,7 @@
       <w:r>
         <w:rPr>
           <w:rFonts w:hint="default"/>
-          <w:color w:val="00b0f0"/>
+          <w:color w:val="00B0F0"/>
           <w:sz w:val="28"/>
           <w:szCs w:val="28"/>
           <w:lang w:val="en-US" w:eastAsia="zh-CN"/>
@@ -2579,7 +2548,7 @@
       <w:r>
         <w:rPr>
           <w:rFonts w:hint="eastAsia"/>
-          <w:color w:val="00b0f0"/>
+          <w:color w:val="00B0F0"/>
           <w:sz w:val="28"/>
           <w:szCs w:val="28"/>
           <w:lang w:val="en-US" w:eastAsia="zh-CN"/>
@@ -2589,7 +2558,7 @@
       <w:r>
         <w:rPr>
           <w:rFonts w:hint="default"/>
-          <w:color w:val="00b0f0"/>
+          <w:color w:val="00B0F0"/>
           <w:sz w:val="28"/>
           <w:szCs w:val="28"/>
           <w:lang w:val="en-US" w:eastAsia="zh-CN"/>
@@ -2599,7 +2568,7 @@
       <w:r>
         <w:rPr>
           <w:rFonts w:hint="eastAsia"/>
-          <w:color w:val="00b0f0"/>
+          <w:color w:val="00B0F0"/>
           <w:sz w:val="28"/>
           <w:szCs w:val="28"/>
           <w:lang w:val="en-US" w:eastAsia="zh-CN"/>
@@ -2609,19 +2578,18 @@
     </w:p>
     <w:p>
       <w:pPr>
-        <w:pStyle w:val="style0"/>
-        <w:rPr>
-          <w:rFonts w:hint="eastAsia"/>
-          <w:color w:val="00b0f0"/>
-          <w:sz w:val="28"/>
-          <w:szCs w:val="28"/>
-          <w:lang w:val="en-US" w:eastAsia="zh-CN"/>
-        </w:rPr>
-      </w:pPr>
-      <w:r>
-        <w:rPr>
-          <w:rFonts w:hint="eastAsia"/>
-          <w:color w:val="00b0f0"/>
+        <w:rPr>
+          <w:rFonts w:hint="eastAsia"/>
+          <w:color w:val="00B0F0"/>
+          <w:sz w:val="28"/>
+          <w:szCs w:val="28"/>
+          <w:lang w:val="en-US" w:eastAsia="zh-CN"/>
+        </w:rPr>
+      </w:pPr>
+      <w:r>
+        <w:rPr>
+          <w:rFonts w:hint="eastAsia"/>
+          <w:color w:val="00B0F0"/>
           <w:sz w:val="28"/>
           <w:szCs w:val="28"/>
           <w:lang w:val="en-US" w:eastAsia="zh-CN"/>
@@ -2631,21 +2599,20 @@
     </w:p>
     <w:p>
       <w:pPr>
-        <w:pStyle w:val="style0"/>
-        <w:rPr>
-          <w:rFonts w:hint="eastAsia"/>
-          <w:color w:val="00b0f0"/>
-          <w:sz w:val="28"/>
-          <w:szCs w:val="28"/>
-          <w:lang w:val="en-US" w:eastAsia="zh-CN"/>
-        </w:rPr>
-      </w:pPr>
-      <w:r>
-        <w:rPr>
-          <w:rFonts w:hint="default"/>
-          <w:b/>
-          <w:bCs/>
-          <w:color w:val="00b0f0"/>
+        <w:rPr>
+          <w:rFonts w:hint="eastAsia"/>
+          <w:color w:val="00B0F0"/>
+          <w:sz w:val="28"/>
+          <w:szCs w:val="28"/>
+          <w:lang w:val="en-US" w:eastAsia="zh-CN"/>
+        </w:rPr>
+      </w:pPr>
+      <w:r>
+        <w:rPr>
+          <w:rFonts w:hint="default"/>
+          <w:b/>
+          <w:bCs/>
+          <w:color w:val="00B0F0"/>
           <w:sz w:val="28"/>
           <w:szCs w:val="28"/>
           <w:lang w:val="en-US" w:eastAsia="zh-CN"/>
@@ -2657,7 +2624,7 @@
           <w:rFonts w:hint="eastAsia"/>
           <w:b/>
           <w:bCs/>
-          <w:color w:val="00b0f0"/>
+          <w:color w:val="00B0F0"/>
           <w:sz w:val="28"/>
           <w:szCs w:val="28"/>
           <w:lang w:val="en-US" w:eastAsia="zh-CN"/>
@@ -2667,7 +2634,7 @@
       <w:r>
         <w:rPr>
           <w:rFonts w:hint="default"/>
-          <w:color w:val="00b0f0"/>
+          <w:color w:val="00B0F0"/>
           <w:sz w:val="28"/>
           <w:szCs w:val="28"/>
           <w:lang w:val="en-US" w:eastAsia="zh-CN"/>
@@ -2677,7 +2644,7 @@
       <w:r>
         <w:rPr>
           <w:rFonts w:hint="eastAsia"/>
-          <w:color w:val="00b0f0"/>
+          <w:color w:val="00B0F0"/>
           <w:sz w:val="28"/>
           <w:szCs w:val="28"/>
           <w:lang w:val="en-US" w:eastAsia="zh-CN"/>
@@ -2687,7 +2654,7 @@
       <w:r>
         <w:rPr>
           <w:rFonts w:hint="default"/>
-          <w:color w:val="00b0f0"/>
+          <w:color w:val="00B0F0"/>
           <w:sz w:val="28"/>
           <w:szCs w:val="28"/>
           <w:lang w:val="en-US" w:eastAsia="zh-CN"/>
@@ -2699,7 +2666,7 @@
           <w:rFonts w:hint="default"/>
           <w:b/>
           <w:bCs/>
-          <w:color w:val="00b0f0"/>
+          <w:color w:val="00B0F0"/>
           <w:sz w:val="28"/>
           <w:szCs w:val="28"/>
           <w:lang w:val="en-US" w:eastAsia="zh-CN"/>
@@ -2711,7 +2678,7 @@
           <w:rFonts w:hint="eastAsia"/>
           <w:b/>
           <w:bCs/>
-          <w:color w:val="00b0f0"/>
+          <w:color w:val="00B0F0"/>
           <w:sz w:val="28"/>
           <w:szCs w:val="28"/>
           <w:lang w:val="en-US" w:eastAsia="zh-CN"/>
@@ -2723,7 +2690,7 @@
           <w:rFonts w:hint="default"/>
           <w:b/>
           <w:bCs/>
-          <w:color w:val="00b0f0"/>
+          <w:color w:val="00B0F0"/>
           <w:sz w:val="28"/>
           <w:szCs w:val="28"/>
           <w:lang w:val="en-US" w:eastAsia="zh-CN"/>
@@ -2733,7 +2700,7 @@
       <w:r>
         <w:rPr>
           <w:rFonts w:hint="default"/>
-          <w:color w:val="00b0f0"/>
+          <w:color w:val="00B0F0"/>
           <w:sz w:val="28"/>
           <w:szCs w:val="28"/>
           <w:lang w:val="en-US" w:eastAsia="zh-CN"/>
@@ -2743,7 +2710,7 @@
       <w:r>
         <w:rPr>
           <w:rFonts w:hint="eastAsia"/>
-          <w:color w:val="00b0f0"/>
+          <w:color w:val="00B0F0"/>
           <w:sz w:val="28"/>
           <w:szCs w:val="28"/>
           <w:lang w:val="en-US" w:eastAsia="zh-CN"/>
@@ -2753,7 +2720,7 @@
       <w:r>
         <w:rPr>
           <w:rFonts w:hint="default"/>
-          <w:color w:val="00b0f0"/>
+          <w:color w:val="00B0F0"/>
           <w:sz w:val="28"/>
           <w:szCs w:val="28"/>
           <w:lang w:val="en-US" w:eastAsia="zh-CN"/>
@@ -2763,7 +2730,7 @@
       <w:r>
         <w:rPr>
           <w:rFonts w:hint="eastAsia"/>
-          <w:color w:val="00b0f0"/>
+          <w:color w:val="00B0F0"/>
           <w:sz w:val="28"/>
           <w:szCs w:val="28"/>
           <w:lang w:val="en-US" w:eastAsia="zh-CN"/>
@@ -2773,21 +2740,20 @@
     </w:p>
     <w:p>
       <w:pPr>
-        <w:pStyle w:val="style0"/>
-        <w:rPr>
-          <w:rFonts w:hint="default"/>
-          <w:color w:val="00b0f0"/>
-          <w:sz w:val="28"/>
-          <w:szCs w:val="28"/>
-          <w:lang w:val="en-US" w:eastAsia="zh-CN"/>
-        </w:rPr>
-      </w:pPr>
-      <w:r>
-        <w:rPr>
-          <w:rFonts w:hint="default"/>
-          <w:b/>
-          <w:bCs/>
-          <w:color w:val="00b0f0"/>
+        <w:rPr>
+          <w:rFonts w:hint="default"/>
+          <w:color w:val="00B0F0"/>
+          <w:sz w:val="28"/>
+          <w:szCs w:val="28"/>
+          <w:lang w:val="en-US" w:eastAsia="zh-CN"/>
+        </w:rPr>
+      </w:pPr>
+      <w:r>
+        <w:rPr>
+          <w:rFonts w:hint="default"/>
+          <w:b/>
+          <w:bCs/>
+          <w:color w:val="00B0F0"/>
           <w:sz w:val="28"/>
           <w:szCs w:val="28"/>
           <w:lang w:val="en-US" w:eastAsia="zh-CN"/>
@@ -2799,7 +2765,7 @@
           <w:rFonts w:hint="eastAsia"/>
           <w:b/>
           <w:bCs/>
-          <w:color w:val="00b0f0"/>
+          <w:color w:val="00B0F0"/>
           <w:sz w:val="28"/>
           <w:szCs w:val="28"/>
           <w:lang w:val="en-US" w:eastAsia="zh-CN"/>
@@ -2809,7 +2775,7 @@
       <w:r>
         <w:rPr>
           <w:rFonts w:hint="default"/>
-          <w:color w:val="00b0f0"/>
+          <w:color w:val="00B0F0"/>
           <w:sz w:val="28"/>
           <w:szCs w:val="28"/>
           <w:lang w:val="en-US" w:eastAsia="zh-CN"/>
@@ -2819,7 +2785,7 @@
       <w:r>
         <w:rPr>
           <w:rFonts w:hint="eastAsia"/>
-          <w:color w:val="00b0f0"/>
+          <w:color w:val="00B0F0"/>
           <w:sz w:val="28"/>
           <w:szCs w:val="28"/>
           <w:lang w:val="en-US" w:eastAsia="zh-CN"/>
@@ -2829,7 +2795,7 @@
       <w:r>
         <w:rPr>
           <w:rFonts w:hint="default"/>
-          <w:color w:val="00b0f0"/>
+          <w:color w:val="00B0F0"/>
           <w:sz w:val="28"/>
           <w:szCs w:val="28"/>
           <w:lang w:val="en-US" w:eastAsia="zh-CN"/>
@@ -2839,7 +2805,7 @@
       <w:r>
         <w:rPr>
           <w:rFonts w:hint="eastAsia"/>
-          <w:color w:val="00b0f0"/>
+          <w:color w:val="00B0F0"/>
           <w:sz w:val="28"/>
           <w:szCs w:val="28"/>
           <w:lang w:val="en-US" w:eastAsia="zh-CN"/>
@@ -2849,18 +2815,17 @@
     </w:p>
     <w:p>
       <w:pPr>
-        <w:pStyle w:val="style0"/>
-        <w:rPr>
-          <w:rFonts w:hint="eastAsia"/>
-          <w:sz w:val="28"/>
-          <w:szCs w:val="28"/>
-          <w:lang w:val="en-US" w:eastAsia="zh-CN"/>
-        </w:rPr>
-      </w:pPr>
-      <w:r>
-        <w:rPr>
-          <w:rFonts w:hint="eastAsia"/>
-          <w:color w:val="ffff00"/>
+        <w:rPr>
+          <w:rFonts w:hint="eastAsia"/>
+          <w:sz w:val="28"/>
+          <w:szCs w:val="28"/>
+          <w:lang w:val="en-US" w:eastAsia="zh-CN"/>
+        </w:rPr>
+      </w:pPr>
+      <w:r>
+        <w:rPr>
+          <w:rFonts w:hint="eastAsia"/>
+          <w:color w:val="FFFF00"/>
           <w:sz w:val="28"/>
           <w:szCs w:val="28"/>
           <w:highlight w:val="darkYellow"/>
@@ -2925,7 +2890,7 @@
       <w:r>
         <w:rPr>
           <w:rFonts w:hint="default"/>
-          <w:color w:val="7030a0"/>
+          <w:color w:val="7030A0"/>
           <w:sz w:val="28"/>
           <w:szCs w:val="28"/>
           <w:lang w:val="en-US" w:eastAsia="zh-CN"/>
@@ -2935,7 +2900,7 @@
       <w:r>
         <w:rPr>
           <w:rFonts w:hint="eastAsia"/>
-          <w:color w:val="7030a0"/>
+          <w:color w:val="7030A0"/>
           <w:sz w:val="28"/>
           <w:szCs w:val="28"/>
           <w:lang w:val="en-US" w:eastAsia="zh-CN"/>
@@ -2945,7 +2910,7 @@
       <w:r>
         <w:rPr>
           <w:rFonts w:hint="default"/>
-          <w:color w:val="7030a0"/>
+          <w:color w:val="7030A0"/>
           <w:sz w:val="28"/>
           <w:szCs w:val="28"/>
           <w:lang w:val="en-US" w:eastAsia="zh-CN"/>
@@ -2955,7 +2920,7 @@
       <w:r>
         <w:rPr>
           <w:rFonts w:hint="eastAsia"/>
-          <w:color w:val="7030a0"/>
+          <w:color w:val="7030A0"/>
           <w:sz w:val="28"/>
           <w:szCs w:val="28"/>
           <w:lang w:val="en-US" w:eastAsia="zh-CN"/>
@@ -2974,9 +2939,9 @@
       <w:r>
         <w:rPr>
           <w:rFonts w:hint="default"/>
-          <w:b w:val="false"/>
-          <w:bCs w:val="false"/>
-          <w:color w:val="92d050"/>
+          <w:b w:val="0"/>
+          <w:bCs w:val="0"/>
+          <w:color w:val="92D050"/>
           <w:sz w:val="28"/>
           <w:szCs w:val="28"/>
           <w:lang w:val="en-US" w:eastAsia="zh-CN"/>
@@ -2986,7 +2951,7 @@
       <w:r>
         <w:rPr>
           <w:rFonts w:hint="default"/>
-          <w:color w:val="92d050"/>
+          <w:color w:val="92D050"/>
           <w:sz w:val="28"/>
           <w:szCs w:val="28"/>
           <w:lang w:val="en-US" w:eastAsia="zh-CN"/>
@@ -2996,7 +2961,7 @@
       <w:r>
         <w:rPr>
           <w:rFonts w:hint="eastAsia"/>
-          <w:color w:val="92d050"/>
+          <w:color w:val="92D050"/>
           <w:sz w:val="28"/>
           <w:szCs w:val="28"/>
           <w:lang w:val="en-US" w:eastAsia="zh-CN"/>
@@ -3006,7 +2971,7 @@
       <w:r>
         <w:rPr>
           <w:rFonts w:hint="default"/>
-          <w:color w:val="92d050"/>
+          <w:color w:val="92D050"/>
           <w:sz w:val="28"/>
           <w:szCs w:val="28"/>
           <w:lang w:val="en-US" w:eastAsia="zh-CN"/>
@@ -3016,7 +2981,7 @@
       <w:r>
         <w:rPr>
           <w:rFonts w:hint="eastAsia"/>
-          <w:color w:val="92d050"/>
+          <w:color w:val="92D050"/>
           <w:sz w:val="28"/>
           <w:szCs w:val="28"/>
           <w:lang w:val="en-US" w:eastAsia="zh-CN"/>
@@ -3044,18 +3009,17 @@
     </w:p>
     <w:p>
       <w:pPr>
-        <w:pStyle w:val="style0"/>
-        <w:rPr>
-          <w:rFonts w:hint="eastAsia"/>
-          <w:sz w:val="28"/>
-          <w:szCs w:val="28"/>
-          <w:lang w:val="en-US" w:eastAsia="zh-CN"/>
-        </w:rPr>
-      </w:pPr>
-      <w:r>
-        <w:rPr>
-          <w:rFonts w:hint="default"/>
-          <w:color w:val="7030a0"/>
+        <w:rPr>
+          <w:rFonts w:hint="eastAsia"/>
+          <w:sz w:val="28"/>
+          <w:szCs w:val="28"/>
+          <w:lang w:val="en-US" w:eastAsia="zh-CN"/>
+        </w:rPr>
+      </w:pPr>
+      <w:r>
+        <w:rPr>
+          <w:rFonts w:hint="default"/>
+          <w:color w:val="7030A0"/>
           <w:sz w:val="28"/>
           <w:szCs w:val="28"/>
           <w:lang w:val="en-US" w:eastAsia="zh-CN"/>
@@ -3065,7 +3029,7 @@
       <w:r>
         <w:rPr>
           <w:rFonts w:hint="eastAsia"/>
-          <w:color w:val="7030a0"/>
+          <w:color w:val="7030A0"/>
           <w:sz w:val="28"/>
           <w:szCs w:val="28"/>
           <w:lang w:val="en-US" w:eastAsia="zh-CN"/>
@@ -3075,7 +3039,7 @@
       <w:r>
         <w:rPr>
           <w:rFonts w:hint="default"/>
-          <w:color w:val="7030a0"/>
+          <w:color w:val="7030A0"/>
           <w:sz w:val="28"/>
           <w:szCs w:val="28"/>
           <w:lang w:val="en-US" w:eastAsia="zh-CN"/>
@@ -3085,7 +3049,7 @@
       <w:r>
         <w:rPr>
           <w:rFonts w:hint="eastAsia"/>
-          <w:color w:val="7030a0"/>
+          <w:color w:val="7030A0"/>
           <w:sz w:val="28"/>
           <w:szCs w:val="28"/>
           <w:lang w:val="en-US" w:eastAsia="zh-CN"/>
@@ -3279,19 +3243,18 @@
     </w:p>
     <w:p>
       <w:pPr>
-        <w:pStyle w:val="style0"/>
-        <w:rPr>
-          <w:rFonts w:hint="eastAsia"/>
-          <w:color w:val="ff0000"/>
-          <w:sz w:val="28"/>
-          <w:szCs w:val="28"/>
-          <w:lang w:val="en-US" w:eastAsia="zh-CN"/>
-        </w:rPr>
-      </w:pPr>
-      <w:r>
-        <w:rPr>
-          <w:rFonts w:hint="default"/>
-          <w:color w:val="ff0000"/>
+        <w:rPr>
+          <w:rFonts w:hint="eastAsia"/>
+          <w:color w:val="FF0000"/>
+          <w:sz w:val="28"/>
+          <w:szCs w:val="28"/>
+          <w:lang w:val="en-US" w:eastAsia="zh-CN"/>
+        </w:rPr>
+      </w:pPr>
+      <w:r>
+        <w:rPr>
+          <w:rFonts w:hint="default"/>
+          <w:color w:val="FF0000"/>
           <w:sz w:val="28"/>
           <w:szCs w:val="28"/>
           <w:lang w:val="en-US" w:eastAsia="zh-CN"/>
@@ -3301,7 +3264,7 @@
       <w:r>
         <w:rPr>
           <w:rFonts w:hint="eastAsia"/>
-          <w:color w:val="ff0000"/>
+          <w:color w:val="FF0000"/>
           <w:sz w:val="28"/>
           <w:szCs w:val="28"/>
           <w:lang w:val="en-US" w:eastAsia="zh-CN"/>
@@ -3311,7 +3274,7 @@
       <w:r>
         <w:rPr>
           <w:rFonts w:hint="default"/>
-          <w:color w:val="ff0000"/>
+          <w:color w:val="FF0000"/>
           <w:sz w:val="28"/>
           <w:szCs w:val="28"/>
           <w:lang w:val="en-US" w:eastAsia="zh-CN"/>
@@ -3321,7 +3284,7 @@
       <w:r>
         <w:rPr>
           <w:rFonts w:hint="eastAsia"/>
-          <w:color w:val="ff0000"/>
+          <w:color w:val="FF0000"/>
           <w:sz w:val="28"/>
           <w:szCs w:val="28"/>
           <w:lang w:val="en-US" w:eastAsia="zh-CN"/>
@@ -3331,7 +3294,7 @@
       <w:r>
         <w:rPr>
           <w:rFonts w:hint="default"/>
-          <w:color w:val="ff0000"/>
+          <w:color w:val="FF0000"/>
           <w:sz w:val="28"/>
           <w:szCs w:val="28"/>
           <w:lang w:val="en-US" w:eastAsia="zh-CN"/>
@@ -3341,7 +3304,7 @@
       <w:r>
         <w:rPr>
           <w:rFonts w:hint="eastAsia"/>
-          <w:color w:val="ff0000"/>
+          <w:color w:val="FF0000"/>
           <w:sz w:val="28"/>
           <w:szCs w:val="28"/>
           <w:lang w:val="en-US" w:eastAsia="zh-CN"/>
@@ -3351,7 +3314,7 @@
       <w:r>
         <w:rPr>
           <w:rFonts w:hint="default"/>
-          <w:color w:val="ff0000"/>
+          <w:color w:val="FF0000"/>
           <w:sz w:val="28"/>
           <w:szCs w:val="28"/>
           <w:lang w:val="en-US" w:eastAsia="zh-CN"/>
@@ -3361,7 +3324,7 @@
       <w:r>
         <w:rPr>
           <w:rFonts w:hint="eastAsia"/>
-          <w:color w:val="ff0000"/>
+          <w:color w:val="FF0000"/>
           <w:sz w:val="28"/>
           <w:szCs w:val="28"/>
           <w:lang w:val="en-US" w:eastAsia="zh-CN"/>
@@ -3371,18 +3334,17 @@
     </w:p>
     <w:p>
       <w:pPr>
-        <w:pStyle w:val="style0"/>
-        <w:rPr>
-          <w:rFonts w:hint="eastAsia"/>
-          <w:sz w:val="28"/>
-          <w:szCs w:val="28"/>
-          <w:lang w:val="en-US" w:eastAsia="zh-CN"/>
-        </w:rPr>
-      </w:pPr>
-      <w:r>
-        <w:rPr>
-          <w:rFonts w:hint="default"/>
-          <w:color w:val="92d050"/>
+        <w:rPr>
+          <w:rFonts w:hint="eastAsia"/>
+          <w:sz w:val="28"/>
+          <w:szCs w:val="28"/>
+          <w:lang w:val="en-US" w:eastAsia="zh-CN"/>
+        </w:rPr>
+      </w:pPr>
+      <w:r>
+        <w:rPr>
+          <w:rFonts w:hint="default"/>
+          <w:color w:val="92D050"/>
           <w:sz w:val="28"/>
           <w:szCs w:val="28"/>
           <w:lang w:val="en-US" w:eastAsia="zh-CN"/>
@@ -3392,7 +3354,7 @@
       <w:r>
         <w:rPr>
           <w:rFonts w:hint="eastAsia"/>
-          <w:color w:val="92d050"/>
+          <w:color w:val="92D050"/>
           <w:sz w:val="28"/>
           <w:szCs w:val="28"/>
           <w:lang w:val="en-US" w:eastAsia="zh-CN"/>
@@ -3402,7 +3364,7 @@
       <w:r>
         <w:rPr>
           <w:rFonts w:hint="default"/>
-          <w:color w:val="92d050"/>
+          <w:color w:val="92D050"/>
           <w:sz w:val="28"/>
           <w:szCs w:val="28"/>
           <w:lang w:val="en-US" w:eastAsia="zh-CN"/>
@@ -3412,7 +3374,7 @@
       <w:r>
         <w:rPr>
           <w:rFonts w:hint="eastAsia"/>
-          <w:color w:val="92d050"/>
+          <w:color w:val="92D050"/>
           <w:sz w:val="28"/>
           <w:szCs w:val="28"/>
           <w:lang w:val="en-US" w:eastAsia="zh-CN"/>
@@ -3503,7 +3465,6 @@
     </w:p>
     <w:p>
       <w:pPr>
-        <w:pStyle w:val="style0"/>
         <w:rPr>
           <w:rFonts w:hint="eastAsia"/>
           <w:sz w:val="28"/>
@@ -3533,18 +3494,16 @@
     </w:p>
     <w:p>
       <w:pPr>
-        <w:pStyle w:val="style0"/>
-        <w:rPr>
-          <w:rFonts w:hint="eastAsia"/>
-          <w:sz w:val="28"/>
-          <w:szCs w:val="28"/>
-          <w:lang w:val="en-US" w:eastAsia="zh-CN"/>
-        </w:rPr>
-      </w:pPr>
-    </w:p>
-    <w:p>
-      <w:pPr>
-        <w:pStyle w:val="style0"/>
+        <w:rPr>
+          <w:rFonts w:hint="eastAsia"/>
+          <w:sz w:val="28"/>
+          <w:szCs w:val="28"/>
+          <w:lang w:val="en-US" w:eastAsia="zh-CN"/>
+        </w:rPr>
+      </w:pPr>
+    </w:p>
+    <w:p>
+      <w:pPr>
         <w:rPr>
           <w:rFonts w:hint="eastAsia"/>
           <w:b/>
@@ -3579,7 +3538,6 @@
     </w:p>
     <w:p>
       <w:pPr>
-        <w:pStyle w:val="style0"/>
         <w:rPr>
           <w:rFonts w:hint="eastAsia"/>
           <w:sz w:val="28"/>
@@ -3636,18 +3594,17 @@
     </w:p>
     <w:p>
       <w:pPr>
-        <w:pStyle w:val="style0"/>
-        <w:rPr>
-          <w:rFonts w:hint="eastAsia"/>
-          <w:sz w:val="28"/>
-          <w:szCs w:val="28"/>
-          <w:lang w:val="en-US" w:eastAsia="zh-CN"/>
-        </w:rPr>
-      </w:pPr>
-      <w:r>
-        <w:rPr>
-          <w:rFonts w:hint="default"/>
-          <w:color w:val="00b0f0"/>
+        <w:rPr>
+          <w:rFonts w:hint="eastAsia"/>
+          <w:sz w:val="28"/>
+          <w:szCs w:val="28"/>
+          <w:lang w:val="en-US" w:eastAsia="zh-CN"/>
+        </w:rPr>
+      </w:pPr>
+      <w:r>
+        <w:rPr>
+          <w:rFonts w:hint="default"/>
+          <w:color w:val="00B0F0"/>
           <w:sz w:val="28"/>
           <w:szCs w:val="28"/>
           <w:lang w:val="en-US" w:eastAsia="zh-CN"/>
@@ -3657,7 +3614,7 @@
       <w:r>
         <w:rPr>
           <w:rFonts w:hint="eastAsia"/>
-          <w:color w:val="00b0f0"/>
+          <w:color w:val="00B0F0"/>
           <w:sz w:val="28"/>
           <w:szCs w:val="28"/>
           <w:lang w:val="en-US" w:eastAsia="zh-CN"/>
@@ -3910,18 +3867,17 @@
     </w:p>
     <w:p>
       <w:pPr>
-        <w:pStyle w:val="style0"/>
-        <w:rPr>
-          <w:rFonts w:hint="eastAsia"/>
-          <w:sz w:val="28"/>
-          <w:szCs w:val="28"/>
-          <w:lang w:val="en-US" w:eastAsia="zh-CN"/>
-        </w:rPr>
-      </w:pPr>
-      <w:r>
-        <w:rPr>
-          <w:rFonts w:hint="default"/>
-          <w:color w:val="00b0f0"/>
+        <w:rPr>
+          <w:rFonts w:hint="eastAsia"/>
+          <w:sz w:val="28"/>
+          <w:szCs w:val="28"/>
+          <w:lang w:val="en-US" w:eastAsia="zh-CN"/>
+        </w:rPr>
+      </w:pPr>
+      <w:r>
+        <w:rPr>
+          <w:rFonts w:hint="default"/>
+          <w:color w:val="00B0F0"/>
           <w:sz w:val="28"/>
           <w:szCs w:val="28"/>
           <w:lang w:val="en-US" w:eastAsia="zh-CN"/>
@@ -4012,7 +3968,6 @@
     </w:p>
     <w:p>
       <w:pPr>
-        <w:pStyle w:val="style0"/>
         <w:rPr>
           <w:rFonts w:hint="default"/>
           <w:sz w:val="28"/>
@@ -4106,18 +4061,17 @@
     </w:p>
     <w:p>
       <w:pPr>
-        <w:pStyle w:val="style0"/>
-        <w:rPr>
-          <w:rFonts w:hint="eastAsia"/>
-          <w:sz w:val="28"/>
-          <w:szCs w:val="28"/>
-          <w:lang w:val="en-US" w:eastAsia="zh-CN"/>
-        </w:rPr>
-      </w:pPr>
-      <w:r>
-        <w:rPr>
-          <w:rFonts w:hint="eastAsia"/>
-          <w:color w:val="ff0000"/>
+        <w:rPr>
+          <w:rFonts w:hint="eastAsia"/>
+          <w:sz w:val="28"/>
+          <w:szCs w:val="28"/>
+          <w:lang w:val="en-US" w:eastAsia="zh-CN"/>
+        </w:rPr>
+      </w:pPr>
+      <w:r>
+        <w:rPr>
+          <w:rFonts w:hint="eastAsia"/>
+          <w:color w:val="FF0000"/>
           <w:sz w:val="28"/>
           <w:szCs w:val="28"/>
           <w:lang w:val="en-US" w:eastAsia="zh-CN"/>
@@ -4136,7 +4090,7 @@
       <w:r>
         <w:rPr>
           <w:rFonts w:hint="eastAsia"/>
-          <w:color w:val="0070c0"/>
+          <w:color w:val="0070C0"/>
           <w:sz w:val="28"/>
           <w:szCs w:val="28"/>
           <w:lang w:val="en-US" w:eastAsia="zh-CN"/>
@@ -4155,7 +4109,7 @@
       <w:r>
         <w:rPr>
           <w:rFonts w:hint="eastAsia"/>
-          <w:color w:val="7030a0"/>
+          <w:color w:val="7030A0"/>
           <w:sz w:val="28"/>
           <w:szCs w:val="28"/>
           <w:lang w:val="en-US" w:eastAsia="zh-CN"/>
@@ -4165,7 +4119,7 @@
       <w:r>
         <w:rPr>
           <w:rFonts w:hint="default"/>
-          <w:color w:val="7030a0"/>
+          <w:color w:val="7030A0"/>
           <w:sz w:val="28"/>
           <w:szCs w:val="28"/>
           <w:lang w:val="en-US" w:eastAsia="zh-CN"/>
@@ -4175,7 +4129,7 @@
       <w:r>
         <w:rPr>
           <w:rFonts w:hint="eastAsia"/>
-          <w:color w:val="7030a0"/>
+          <w:color w:val="7030A0"/>
           <w:sz w:val="28"/>
           <w:szCs w:val="28"/>
           <w:lang w:val="en-US" w:eastAsia="zh-CN"/>
@@ -4185,7 +4139,7 @@
       <w:r>
         <w:rPr>
           <w:rFonts w:hint="default"/>
-          <w:color w:val="7030a0"/>
+          <w:color w:val="7030A0"/>
           <w:sz w:val="28"/>
           <w:szCs w:val="28"/>
           <w:lang w:val="en-US" w:eastAsia="zh-CN"/>
@@ -4195,7 +4149,7 @@
       <w:r>
         <w:rPr>
           <w:rFonts w:hint="eastAsia"/>
-          <w:color w:val="7030a0"/>
+          <w:color w:val="7030A0"/>
           <w:sz w:val="28"/>
           <w:szCs w:val="28"/>
           <w:lang w:val="en-US" w:eastAsia="zh-CN"/>
@@ -4205,7 +4159,7 @@
       <w:r>
         <w:rPr>
           <w:rFonts w:hint="default"/>
-          <w:color w:val="7030a0"/>
+          <w:color w:val="7030A0"/>
           <w:sz w:val="28"/>
           <w:szCs w:val="28"/>
           <w:lang w:val="en-US" w:eastAsia="zh-CN"/>
@@ -4215,7 +4169,7 @@
       <w:r>
         <w:rPr>
           <w:rFonts w:hint="eastAsia"/>
-          <w:color w:val="7030a0"/>
+          <w:color w:val="7030A0"/>
           <w:sz w:val="28"/>
           <w:szCs w:val="28"/>
           <w:lang w:val="en-US" w:eastAsia="zh-CN"/>
@@ -4234,7 +4188,7 @@
       <w:r>
         <w:rPr>
           <w:rFonts w:hint="eastAsia"/>
-          <w:color w:val="ffc000"/>
+          <w:color w:val="FFC000"/>
           <w:sz w:val="28"/>
           <w:szCs w:val="28"/>
           <w:lang w:val="en-US" w:eastAsia="zh-CN"/>
@@ -4271,22 +4225,21 @@
     </w:p>
     <w:p>
       <w:pPr>
-        <w:pStyle w:val="style0"/>
-        <w:rPr>
-          <w:rFonts w:hint="default"/>
-          <w:sz w:val="28"/>
-          <w:szCs w:val="28"/>
-          <w:lang w:val="en-US" w:eastAsia="zh-CN"/>
-        </w:rPr>
-      </w:pPr>
-      <w:r>
-        <w:rPr>
-          <w:rFonts w:ascii="Calibri" w:cs="宋体" w:eastAsia="宋体" w:hAnsi="Calibri" w:hint="eastAsia"/>
-          <w:color w:val="00b0f0"/>
+        <w:rPr>
+          <w:rFonts w:hint="default"/>
+          <w:sz w:val="28"/>
+          <w:szCs w:val="28"/>
+          <w:lang w:val="en-US" w:eastAsia="zh-CN"/>
+        </w:rPr>
+      </w:pPr>
+      <w:r>
+        <w:rPr>
+          <w:rFonts w:hint="eastAsia" w:ascii="Calibri" w:hAnsi="Calibri" w:eastAsia="宋体" w:cs="宋体"/>
+          <w:color w:val="00B0F0"/>
           <w:kern w:val="2"/>
           <w:sz w:val="28"/>
           <w:szCs w:val="28"/>
-          <w:lang w:val="en-US" w:bidi="ar-SA" w:eastAsia="zh-CN"/>
+          <w:lang w:val="en-US" w:eastAsia="zh-CN" w:bidi="ar-SA"/>
         </w:rPr>
         <w:t>概率判定补充</w:t>
       </w:r>
@@ -4747,18 +4700,17 @@
     </w:p>
     <w:p>
       <w:pPr>
-        <w:pStyle w:val="style0"/>
-        <w:rPr>
-          <w:rFonts w:hint="eastAsia"/>
-          <w:sz w:val="28"/>
-          <w:szCs w:val="28"/>
-          <w:lang w:val="en-US" w:eastAsia="zh-CN"/>
-        </w:rPr>
-      </w:pPr>
-      <w:r>
-        <w:rPr>
-          <w:rFonts w:hint="eastAsia"/>
-          <w:color w:val="ff0000"/>
+        <w:rPr>
+          <w:rFonts w:hint="eastAsia"/>
+          <w:sz w:val="28"/>
+          <w:szCs w:val="28"/>
+          <w:lang w:val="en-US" w:eastAsia="zh-CN"/>
+        </w:rPr>
+      </w:pPr>
+      <w:r>
+        <w:rPr>
+          <w:rFonts w:hint="eastAsia"/>
+          <w:color w:val="FF0000"/>
           <w:sz w:val="28"/>
           <w:szCs w:val="28"/>
           <w:lang w:val="en-US" w:eastAsia="zh-CN"/>
@@ -4813,18 +4765,17 @@
     </w:p>
     <w:p>
       <w:pPr>
-        <w:pStyle w:val="style0"/>
-        <w:rPr>
-          <w:rFonts w:hint="eastAsia"/>
-          <w:sz w:val="28"/>
-          <w:szCs w:val="28"/>
-          <w:lang w:val="en-US" w:eastAsia="zh-CN"/>
-        </w:rPr>
-      </w:pPr>
-      <w:r>
-        <w:rPr>
-          <w:rFonts w:hint="eastAsia"/>
-          <w:color w:val="ff0000"/>
+        <w:rPr>
+          <w:rFonts w:hint="eastAsia"/>
+          <w:sz w:val="28"/>
+          <w:szCs w:val="28"/>
+          <w:lang w:val="en-US" w:eastAsia="zh-CN"/>
+        </w:rPr>
+      </w:pPr>
+      <w:r>
+        <w:rPr>
+          <w:rFonts w:hint="eastAsia"/>
+          <w:color w:val="FF0000"/>
           <w:sz w:val="28"/>
           <w:szCs w:val="28"/>
           <w:lang w:val="en-US" w:eastAsia="zh-CN"/>
@@ -4861,7 +4812,6 @@
     </w:p>
     <w:p>
       <w:pPr>
-        <w:pStyle w:val="style0"/>
         <w:rPr>
           <w:rFonts w:hint="eastAsia"/>
           <w:sz w:val="28"/>
@@ -4908,7 +4858,6 @@
     </w:p>
     <w:p>
       <w:pPr>
-        <w:pStyle w:val="style0"/>
         <w:rPr>
           <w:rFonts w:hint="eastAsia"/>
           <w:sz w:val="28"/>
@@ -4928,7 +4877,7 @@
       <w:r>
         <w:rPr>
           <w:rFonts w:hint="default"/>
-          <w:color w:val="00b0f0"/>
+          <w:color w:val="00B0F0"/>
           <w:sz w:val="28"/>
           <w:szCs w:val="28"/>
           <w:lang w:val="en-US" w:eastAsia="zh-CN"/>
@@ -5091,7 +5040,6 @@
     </w:p>
     <w:p>
       <w:pPr>
-        <w:pStyle w:val="style0"/>
         <w:rPr>
           <w:rFonts w:hint="eastAsia"/>
           <w:sz w:val="28"/>
@@ -5138,7 +5086,6 @@
     </w:p>
     <w:p>
       <w:pPr>
-        <w:pStyle w:val="style0"/>
         <w:rPr>
           <w:rFonts w:hint="default"/>
           <w:sz w:val="28"/>
@@ -5158,7 +5105,7 @@
       <w:r>
         <w:rPr>
           <w:rFonts w:hint="eastAsia"/>
-          <w:color w:val="00b0f0"/>
+          <w:color w:val="00B0F0"/>
           <w:sz w:val="28"/>
           <w:szCs w:val="28"/>
           <w:lang w:val="en-US" w:eastAsia="zh-CN"/>
@@ -5177,7 +5124,6 @@
     </w:p>
     <w:p>
       <w:pPr>
-        <w:pStyle w:val="style0"/>
         <w:rPr>
           <w:rFonts w:hint="eastAsia"/>
           <w:sz w:val="28"/>
@@ -5224,18 +5170,17 @@
     </w:p>
     <w:p>
       <w:pPr>
-        <w:pStyle w:val="style0"/>
-        <w:rPr>
-          <w:rFonts w:hint="eastAsia"/>
-          <w:sz w:val="28"/>
-          <w:szCs w:val="28"/>
-          <w:lang w:val="en-US" w:eastAsia="zh-CN"/>
-        </w:rPr>
-      </w:pPr>
-      <w:r>
-        <w:rPr>
-          <w:rFonts w:hint="eastAsia"/>
-          <w:color w:val="ff0000"/>
+        <w:rPr>
+          <w:rFonts w:hint="eastAsia"/>
+          <w:sz w:val="28"/>
+          <w:szCs w:val="28"/>
+          <w:lang w:val="en-US" w:eastAsia="zh-CN"/>
+        </w:rPr>
+      </w:pPr>
+      <w:r>
+        <w:rPr>
+          <w:rFonts w:hint="eastAsia"/>
+          <w:color w:val="FF0000"/>
           <w:sz w:val="28"/>
           <w:szCs w:val="28"/>
           <w:lang w:val="en-US" w:eastAsia="zh-CN"/>
@@ -5272,7 +5217,7 @@
       <w:r>
         <w:rPr>
           <w:rFonts w:hint="eastAsia"/>
-          <w:color w:val="ff0000"/>
+          <w:color w:val="FF0000"/>
           <w:sz w:val="28"/>
           <w:szCs w:val="28"/>
           <w:lang w:val="en-US" w:eastAsia="zh-CN"/>
@@ -5282,7 +5227,7 @@
       <w:r>
         <w:rPr>
           <w:rFonts w:hint="default"/>
-          <w:color w:val="ff0000"/>
+          <w:color w:val="FF0000"/>
           <w:sz w:val="28"/>
           <w:szCs w:val="28"/>
           <w:lang w:val="en-US" w:eastAsia="zh-CN"/>
@@ -5292,7 +5237,7 @@
       <w:r>
         <w:rPr>
           <w:rFonts w:hint="eastAsia"/>
-          <w:color w:val="ff0000"/>
+          <w:color w:val="FF0000"/>
           <w:sz w:val="28"/>
           <w:szCs w:val="28"/>
           <w:lang w:val="en-US" w:eastAsia="zh-CN"/>
@@ -5302,18 +5247,17 @@
     </w:p>
     <w:p>
       <w:pPr>
-        <w:pStyle w:val="style0"/>
-        <w:rPr>
-          <w:rFonts w:hint="default"/>
-          <w:sz w:val="28"/>
-          <w:szCs w:val="28"/>
-          <w:lang w:val="en-US" w:eastAsia="zh-CN"/>
-        </w:rPr>
-      </w:pPr>
-      <w:r>
-        <w:rPr>
-          <w:rFonts w:hint="eastAsia"/>
-          <w:color w:val="ff0000"/>
+        <w:rPr>
+          <w:rFonts w:hint="default"/>
+          <w:sz w:val="28"/>
+          <w:szCs w:val="28"/>
+          <w:lang w:val="en-US" w:eastAsia="zh-CN"/>
+        </w:rPr>
+      </w:pPr>
+      <w:r>
+        <w:rPr>
+          <w:rFonts w:hint="eastAsia"/>
+          <w:color w:val="FF0000"/>
           <w:sz w:val="28"/>
           <w:szCs w:val="28"/>
           <w:lang w:val="en-US" w:eastAsia="zh-CN"/>
@@ -5332,18 +5276,16 @@
     </w:p>
     <w:p>
       <w:pPr>
-        <w:pStyle w:val="style0"/>
-        <w:rPr>
-          <w:rFonts w:hint="default"/>
-          <w:sz w:val="28"/>
-          <w:szCs w:val="28"/>
-          <w:lang w:val="en-US" w:eastAsia="zh-CN"/>
-        </w:rPr>
-      </w:pPr>
-    </w:p>
-    <w:p>
-      <w:pPr>
-        <w:pStyle w:val="style0"/>
+        <w:rPr>
+          <w:rFonts w:hint="default"/>
+          <w:sz w:val="28"/>
+          <w:szCs w:val="28"/>
+          <w:lang w:val="en-US" w:eastAsia="zh-CN"/>
+        </w:rPr>
+      </w:pPr>
+    </w:p>
+    <w:p>
+      <w:pPr>
         <w:rPr>
           <w:rFonts w:hint="default"/>
           <w:b/>
@@ -5367,18 +5309,17 @@
     </w:p>
     <w:p>
       <w:pPr>
-        <w:pStyle w:val="style0"/>
-        <w:rPr>
-          <w:rFonts w:hint="eastAsia"/>
-          <w:sz w:val="28"/>
-          <w:szCs w:val="28"/>
-          <w:lang w:val="en-US" w:eastAsia="zh-CN"/>
-        </w:rPr>
-      </w:pPr>
-      <w:r>
-        <w:rPr>
-          <w:rFonts w:hint="eastAsia"/>
-          <w:color w:val="ff0000"/>
+        <w:rPr>
+          <w:rFonts w:hint="eastAsia"/>
+          <w:sz w:val="28"/>
+          <w:szCs w:val="28"/>
+          <w:lang w:val="en-US" w:eastAsia="zh-CN"/>
+        </w:rPr>
+      </w:pPr>
+      <w:r>
+        <w:rPr>
+          <w:rFonts w:hint="eastAsia"/>
+          <w:color w:val="FF0000"/>
           <w:sz w:val="28"/>
           <w:szCs w:val="28"/>
           <w:lang w:val="en-US" w:eastAsia="zh-CN"/>
@@ -5415,18 +5356,17 @@
     </w:p>
     <w:p>
       <w:pPr>
-        <w:pStyle w:val="style0"/>
-        <w:rPr>
-          <w:rFonts w:hint="eastAsia"/>
-          <w:sz w:val="28"/>
-          <w:szCs w:val="28"/>
-          <w:lang w:val="en-US" w:eastAsia="zh-CN"/>
-        </w:rPr>
-      </w:pPr>
-      <w:r>
-        <w:rPr>
-          <w:rFonts w:hint="eastAsia"/>
-          <w:color w:val="ff0000"/>
+        <w:rPr>
+          <w:rFonts w:hint="eastAsia"/>
+          <w:sz w:val="28"/>
+          <w:szCs w:val="28"/>
+          <w:lang w:val="en-US" w:eastAsia="zh-CN"/>
+        </w:rPr>
+      </w:pPr>
+      <w:r>
+        <w:rPr>
+          <w:rFonts w:hint="eastAsia"/>
+          <w:color w:val="FF0000"/>
           <w:sz w:val="28"/>
           <w:szCs w:val="28"/>
           <w:lang w:val="en-US" w:eastAsia="zh-CN"/>
@@ -5463,18 +5403,17 @@
     </w:p>
     <w:p>
       <w:pPr>
-        <w:pStyle w:val="style0"/>
-        <w:rPr>
-          <w:rFonts w:hint="default"/>
-          <w:sz w:val="28"/>
-          <w:szCs w:val="28"/>
-          <w:lang w:val="en-US" w:eastAsia="zh-CN"/>
-        </w:rPr>
-      </w:pPr>
-      <w:r>
-        <w:rPr>
-          <w:rFonts w:hint="default"/>
-          <w:color w:val="00b0f0"/>
+        <w:rPr>
+          <w:rFonts w:hint="default"/>
+          <w:sz w:val="28"/>
+          <w:szCs w:val="28"/>
+          <w:lang w:val="en-US" w:eastAsia="zh-CN"/>
+        </w:rPr>
+      </w:pPr>
+      <w:r>
+        <w:rPr>
+          <w:rFonts w:hint="default"/>
+          <w:color w:val="00B0F0"/>
           <w:sz w:val="28"/>
           <w:szCs w:val="28"/>
           <w:lang w:val="en-US" w:eastAsia="zh-CN"/>
@@ -5520,7 +5459,7 @@
       <w:r>
         <w:rPr>
           <w:rFonts w:hint="default"/>
-          <w:color w:val="ff0000"/>
+          <w:color w:val="FF0000"/>
           <w:sz w:val="28"/>
           <w:szCs w:val="28"/>
           <w:lang w:val="en-US" w:eastAsia="zh-CN"/>
@@ -5548,7 +5487,7 @@
       <w:r>
         <w:rPr>
           <w:rFonts w:hint="default"/>
-          <w:color w:val="ff0000"/>
+          <w:color w:val="FF0000"/>
           <w:sz w:val="28"/>
           <w:szCs w:val="28"/>
           <w:lang w:val="en-US" w:eastAsia="zh-CN"/>
@@ -5648,7 +5587,7 @@
       <w:r>
         <w:rPr>
           <w:rFonts w:hint="default"/>
-          <w:color w:val="c00000"/>
+          <w:color w:val="C00000"/>
           <w:sz w:val="28"/>
           <w:szCs w:val="28"/>
           <w:lang w:val="en-US" w:eastAsia="zh-CN"/>
@@ -5721,19 +5660,18 @@
     </w:p>
     <w:p>
       <w:pPr>
-        <w:pStyle w:val="style0"/>
-        <w:rPr>
-          <w:rFonts w:hint="eastAsia"/>
-          <w:color w:val="ff0000"/>
-          <w:sz w:val="28"/>
-          <w:szCs w:val="28"/>
-          <w:lang w:val="en-US" w:eastAsia="zh-CN"/>
-        </w:rPr>
-      </w:pPr>
-      <w:r>
-        <w:rPr>
-          <w:rFonts w:hint="eastAsia"/>
-          <w:color w:val="ff0000"/>
+        <w:rPr>
+          <w:rFonts w:hint="eastAsia"/>
+          <w:color w:val="FF0000"/>
+          <w:sz w:val="28"/>
+          <w:szCs w:val="28"/>
+          <w:lang w:val="en-US" w:eastAsia="zh-CN"/>
+        </w:rPr>
+      </w:pPr>
+      <w:r>
+        <w:rPr>
+          <w:rFonts w:hint="eastAsia"/>
+          <w:color w:val="FF0000"/>
           <w:sz w:val="28"/>
           <w:szCs w:val="28"/>
           <w:lang w:val="en-US" w:eastAsia="zh-CN"/>
@@ -5752,7 +5690,7 @@
       <w:r>
         <w:rPr>
           <w:rFonts w:hint="default"/>
-          <w:color w:val="ff0000"/>
+          <w:color w:val="FF0000"/>
           <w:sz w:val="28"/>
           <w:szCs w:val="28"/>
           <w:lang w:val="en-US" w:eastAsia="zh-CN"/>
@@ -5762,7 +5700,7 @@
       <w:r>
         <w:rPr>
           <w:rFonts w:hint="eastAsia"/>
-          <w:color w:val="ff0000"/>
+          <w:color w:val="FF0000"/>
           <w:sz w:val="28"/>
           <w:szCs w:val="28"/>
           <w:lang w:val="en-US" w:eastAsia="zh-CN"/>
@@ -5782,18 +5720,16 @@
     </w:p>
     <w:p>
       <w:pPr>
-        <w:pStyle w:val="style0"/>
-        <w:rPr>
-          <w:rFonts w:hint="eastAsia"/>
-          <w:sz w:val="28"/>
-          <w:szCs w:val="28"/>
-          <w:lang w:val="en-US" w:eastAsia="zh-CN"/>
-        </w:rPr>
-      </w:pPr>
-    </w:p>
-    <w:p>
-      <w:pPr>
-        <w:pStyle w:val="style0"/>
+        <w:rPr>
+          <w:rFonts w:hint="eastAsia"/>
+          <w:sz w:val="28"/>
+          <w:szCs w:val="28"/>
+          <w:lang w:val="en-US" w:eastAsia="zh-CN"/>
+        </w:rPr>
+      </w:pPr>
+    </w:p>
+    <w:p>
+      <w:pPr>
         <w:rPr>
           <w:rFonts w:hint="eastAsia"/>
           <w:b/>
@@ -5839,7 +5775,6 @@
     </w:p>
     <w:p>
       <w:pPr>
-        <w:pStyle w:val="style0"/>
         <w:rPr>
           <w:rFonts w:hint="eastAsia"/>
           <w:sz w:val="28"/>
@@ -5869,7 +5804,6 @@
     </w:p>
     <w:p>
       <w:pPr>
-        <w:pStyle w:val="style0"/>
         <w:rPr>
           <w:rFonts w:hint="eastAsia"/>
           <w:sz w:val="28"/>
@@ -5935,29 +5869,28 @@
     </w:p>
     <w:p>
       <w:pPr>
-        <w:pStyle w:val="style0"/>
-        <w:rPr>
-          <w:rFonts w:ascii="Calibri" w:cs="宋体" w:eastAsia="宋体" w:hAnsi="Calibri" w:hint="default"/>
-          <w:b w:val="false"/>
-          <w:bCs w:val="false"/>
-          <w:i w:val="false"/>
-          <w:iCs w:val="false"/>
+        <w:rPr>
+          <w:rFonts w:hint="default" w:ascii="Calibri" w:hAnsi="Calibri" w:eastAsia="宋体" w:cs="宋体"/>
+          <w:b w:val="0"/>
+          <w:bCs w:val="0"/>
+          <w:i w:val="0"/>
+          <w:iCs w:val="0"/>
           <w:color w:val="auto"/>
           <w:kern w:val="2"/>
           <w:sz w:val="28"/>
           <w:szCs w:val="28"/>
           <w:highlight w:val="none"/>
           <w:vertAlign w:val="baseline"/>
-          <w:lang w:val="en-US" w:bidi="ar-SA" w:eastAsia="zh-CN"/>
-        </w:rPr>
-      </w:pPr>
-      <w:r>
-        <w:rPr>
-          <w:rFonts w:ascii="Calibri" w:cs="宋体" w:eastAsia="宋体" w:hAnsi="Calibri" w:hint="default"/>
-          <w:b w:val="false"/>
-          <w:bCs w:val="false"/>
-          <w:i w:val="false"/>
-          <w:iCs w:val="false"/>
+          <w:lang w:val="en-US" w:eastAsia="zh-CN" w:bidi="ar-SA"/>
+        </w:rPr>
+      </w:pPr>
+      <w:r>
+        <w:rPr>
+          <w:rFonts w:hint="default" w:ascii="Calibri" w:hAnsi="Calibri" w:eastAsia="宋体" w:cs="宋体"/>
+          <w:b w:val="0"/>
+          <w:bCs w:val="0"/>
+          <w:i w:val="0"/>
+          <w:iCs w:val="0"/>
           <w:color w:val="auto"/>
           <w:kern w:val="2"/>
           <w:sz w:val="28"/>
@@ -5965,116 +5898,115 @@
           <w:highlight w:val="none"/>
           <w:u w:val="single" w:color="auto"/>
           <w:vertAlign w:val="baseline"/>
-          <w:lang w:val="en-US" w:bidi="ar-SA" w:eastAsia="zh-CN"/>
+          <w:lang w:val="en-US" w:eastAsia="zh-CN" w:bidi="ar-SA"/>
         </w:rPr>
         <w:t>失去行动能力：</w:t>
       </w:r>
       <w:r>
         <w:rPr>
-          <w:rFonts w:ascii="Calibri" w:cs="宋体" w:eastAsia="宋体" w:hAnsi="Calibri" w:hint="default"/>
-          <w:b w:val="false"/>
-          <w:bCs w:val="false"/>
-          <w:i w:val="false"/>
-          <w:iCs w:val="false"/>
+          <w:rFonts w:hint="default" w:ascii="Calibri" w:hAnsi="Calibri" w:eastAsia="宋体" w:cs="宋体"/>
+          <w:b w:val="0"/>
+          <w:bCs w:val="0"/>
+          <w:i w:val="0"/>
+          <w:iCs w:val="0"/>
           <w:color w:val="auto"/>
           <w:kern w:val="2"/>
           <w:sz w:val="28"/>
           <w:szCs w:val="28"/>
           <w:highlight w:val="none"/>
           <w:vertAlign w:val="baseline"/>
-          <w:lang w:val="en-US" w:bidi="ar-SA" w:eastAsia="zh-CN"/>
+          <w:lang w:val="en-US" w:eastAsia="zh-CN" w:bidi="ar-SA"/>
         </w:rPr>
         <w:t>玩家</w:t>
       </w:r>
       <w:r>
         <w:rPr>
-          <w:rFonts w:ascii="Calibri" w:cs="宋体" w:eastAsia="宋体" w:hAnsi="Calibri" w:hint="eastAsia"/>
-          <w:b w:val="false"/>
-          <w:bCs w:val="false"/>
-          <w:i w:val="false"/>
-          <w:iCs w:val="false"/>
+          <w:rFonts w:hint="eastAsia" w:ascii="Calibri" w:hAnsi="Calibri" w:eastAsia="宋体" w:cs="宋体"/>
+          <w:b w:val="0"/>
+          <w:bCs w:val="0"/>
+          <w:i w:val="0"/>
+          <w:iCs w:val="0"/>
           <w:color w:val="auto"/>
           <w:kern w:val="2"/>
           <w:sz w:val="28"/>
           <w:szCs w:val="28"/>
           <w:highlight w:val="none"/>
           <w:vertAlign w:val="baseline"/>
-          <w:lang w:val="en-US" w:bidi="ar-SA" w:eastAsia="zh-CN"/>
+          <w:lang w:val="en-US" w:eastAsia="zh-CN" w:bidi="ar-SA"/>
         </w:rPr>
         <w:t>在自己回合内和自己回合外都将失去操作能力</w:t>
       </w:r>
       <w:r>
         <w:rPr>
-          <w:rFonts w:ascii="Calibri" w:cs="宋体" w:hAnsi="Calibri" w:hint="eastAsia"/>
-          <w:b w:val="false"/>
-          <w:bCs w:val="false"/>
-          <w:i w:val="false"/>
-          <w:iCs w:val="false"/>
+          <w:rFonts w:hint="eastAsia" w:ascii="Calibri" w:hAnsi="Calibri" w:cs="宋体"/>
+          <w:b w:val="0"/>
+          <w:bCs w:val="0"/>
+          <w:i w:val="0"/>
+          <w:iCs w:val="0"/>
           <w:color w:val="auto"/>
           <w:kern w:val="2"/>
           <w:sz w:val="28"/>
           <w:szCs w:val="28"/>
           <w:highlight w:val="none"/>
           <w:vertAlign w:val="baseline"/>
-          <w:lang w:val="en-US" w:bidi="ar-SA" w:eastAsia="zh-CN"/>
+          <w:lang w:val="en-US" w:eastAsia="zh-CN" w:bidi="ar-SA"/>
         </w:rPr>
         <w:t>（</w:t>
       </w:r>
       <w:r>
         <w:rPr>
-          <w:rFonts w:ascii="Calibri" w:cs="宋体" w:hAnsi="Calibri" w:hint="default"/>
-          <w:b w:val="false"/>
-          <w:bCs w:val="false"/>
-          <w:i w:val="false"/>
-          <w:iCs w:val="false"/>
+          <w:rFonts w:hint="default" w:ascii="Calibri" w:hAnsi="Calibri" w:cs="宋体"/>
+          <w:b w:val="0"/>
+          <w:bCs w:val="0"/>
+          <w:i w:val="0"/>
+          <w:iCs w:val="0"/>
           <w:color w:val="auto"/>
           <w:kern w:val="2"/>
           <w:sz w:val="28"/>
           <w:szCs w:val="28"/>
           <w:highlight w:val="none"/>
           <w:vertAlign w:val="baseline"/>
-          <w:lang w:val="en-US" w:bidi="ar-SA" w:eastAsia="zh-CN"/>
+          <w:lang w:val="en-US" w:eastAsia="zh-CN" w:bidi="ar-SA"/>
         </w:rPr>
         <w:t>上述两种跳过阶段加上非己方回合外的不可操作组成的强大负面效果</w:t>
       </w:r>
       <w:r>
         <w:rPr>
-          <w:rFonts w:ascii="Calibri" w:cs="宋体" w:hAnsi="Calibri" w:hint="eastAsia"/>
-          <w:b w:val="false"/>
-          <w:bCs w:val="false"/>
-          <w:i w:val="false"/>
-          <w:iCs w:val="false"/>
+          <w:rFonts w:hint="eastAsia" w:ascii="Calibri" w:hAnsi="Calibri" w:cs="宋体"/>
+          <w:b w:val="0"/>
+          <w:bCs w:val="0"/>
+          <w:i w:val="0"/>
+          <w:iCs w:val="0"/>
           <w:color w:val="auto"/>
           <w:kern w:val="2"/>
           <w:sz w:val="28"/>
           <w:szCs w:val="28"/>
           <w:highlight w:val="none"/>
           <w:vertAlign w:val="baseline"/>
-          <w:lang w:val="en-US" w:bidi="ar-SA" w:eastAsia="zh-CN"/>
+          <w:lang w:val="en-US" w:eastAsia="zh-CN" w:bidi="ar-SA"/>
         </w:rPr>
         <w:t>）</w:t>
       </w:r>
       <w:r>
         <w:rPr>
-          <w:rFonts w:ascii="Calibri" w:cs="宋体" w:eastAsia="宋体" w:hAnsi="Calibri" w:hint="eastAsia"/>
-          <w:b w:val="false"/>
-          <w:bCs w:val="false"/>
-          <w:i w:val="false"/>
-          <w:iCs w:val="false"/>
+          <w:rFonts w:hint="eastAsia" w:ascii="Calibri" w:hAnsi="Calibri" w:eastAsia="宋体" w:cs="宋体"/>
+          <w:b w:val="0"/>
+          <w:bCs w:val="0"/>
+          <w:i w:val="0"/>
+          <w:iCs w:val="0"/>
           <w:color w:val="auto"/>
           <w:kern w:val="2"/>
           <w:sz w:val="28"/>
           <w:szCs w:val="28"/>
           <w:highlight w:val="none"/>
           <w:vertAlign w:val="baseline"/>
-          <w:lang w:val="en-US" w:bidi="ar-SA" w:eastAsia="zh-CN"/>
+          <w:lang w:val="en-US" w:eastAsia="zh-CN" w:bidi="ar-SA"/>
         </w:rPr>
         <w:t>。</w:t>
       </w:r>
     </w:p>
     <w:p>
       <w:pPr>
-        <w:pStyle w:val="style0"/>
         <w:rPr>
           <w:rFonts w:hint="eastAsia"/>
           <w:sz w:val="28"/>
@@ -6142,7 +6074,6 @@
     </w:p>
     <w:p>
       <w:pPr>
-        <w:pStyle w:val="style0"/>
         <w:rPr>
           <w:rFonts w:hint="eastAsia"/>
           <w:sz w:val="28"/>
@@ -6163,7 +6094,7 @@
       <w:r>
         <w:rPr>
           <w:rFonts w:hint="default"/>
-          <w:color w:val="00b0f0"/>
+          <w:color w:val="00B0F0"/>
           <w:sz w:val="28"/>
           <w:szCs w:val="28"/>
           <w:lang w:val="en-US" w:eastAsia="zh-CN"/>
@@ -6236,7 +6167,6 @@
     </w:p>
     <w:p>
       <w:pPr>
-        <w:pStyle w:val="style0"/>
         <w:rPr>
           <w:rFonts w:hint="default"/>
           <w:sz w:val="28"/>
@@ -6275,7 +6205,6 @@
     </w:p>
     <w:p>
       <w:pPr>
-        <w:pStyle w:val="style0"/>
         <w:rPr>
           <w:rFonts w:hint="default"/>
           <w:sz w:val="28"/>
@@ -6305,7 +6234,6 @@
     </w:p>
     <w:p>
       <w:pPr>
-        <w:pStyle w:val="style0"/>
         <w:rPr>
           <w:rFonts w:hint="eastAsia"/>
           <w:sz w:val="28"/>
@@ -6369,21 +6297,10 @@
         <w:t>。</w:t>
       </w:r>
     </w:p>
-    <w:p>
-      <w:pPr>
-        <w:pStyle w:val="style0"/>
-        <w:rPr/>
-      </w:pPr>
-    </w:p>
-    <w:p>
-      <w:pPr>
-        <w:pStyle w:val="style0"/>
-        <w:rPr/>
-      </w:pPr>
-    </w:p>
-    <w:p>
-      <w:pPr>
-        <w:pStyle w:val="style0"/>
+    <w:p/>
+    <w:p/>
+    <w:p>
+      <w:pPr>
         <w:rPr>
           <w:rFonts w:hint="eastAsia"/>
           <w:b/>
@@ -6419,7 +6336,6 @@
     </w:p>
     <w:p>
       <w:pPr>
-        <w:pStyle w:val="style0"/>
         <w:rPr>
           <w:rFonts w:hint="eastAsia"/>
           <w:sz w:val="28"/>
@@ -6449,7 +6365,6 @@
     </w:p>
     <w:p>
       <w:pPr>
-        <w:pStyle w:val="style0"/>
         <w:rPr>
           <w:rFonts w:hint="eastAsia"/>
           <w:sz w:val="28"/>
@@ -6479,7 +6394,6 @@
     </w:p>
     <w:p>
       <w:pPr>
-        <w:pStyle w:val="style0"/>
         <w:rPr>
           <w:rFonts w:hint="eastAsia"/>
           <w:sz w:val="28"/>
@@ -6509,7 +6423,6 @@
     </w:p>
     <w:p>
       <w:pPr>
-        <w:pStyle w:val="style0"/>
         <w:rPr>
           <w:rFonts w:hint="eastAsia"/>
           <w:sz w:val="28"/>
@@ -6539,7 +6452,6 @@
     </w:p>
     <w:p>
       <w:pPr>
-        <w:pStyle w:val="style0"/>
         <w:rPr>
           <w:rFonts w:hint="eastAsia"/>
           <w:sz w:val="28"/>
@@ -6569,7 +6481,6 @@
     </w:p>
     <w:p>
       <w:pPr>
-        <w:pStyle w:val="style0"/>
         <w:rPr>
           <w:rFonts w:hint="default"/>
           <w:sz w:val="28"/>
@@ -6594,227 +6505,239 @@
           <w:szCs w:val="28"/>
           <w:lang w:val="en-US" w:eastAsia="zh-CN"/>
         </w:rPr>
-        <w:t>策略牌、行动牌和角色技能无法</w:t>
-      </w:r>
+        <w:t>策略牌、行动牌和角色技能无法选定拥有该效果的角色来触发。</w:t>
+      </w:r>
+    </w:p>
+    <w:p>
+      <w:pPr>
+        <w:rPr>
+          <w:rFonts w:hint="eastAsia"/>
+          <w:sz w:val="28"/>
+          <w:szCs w:val="28"/>
+          <w:lang w:val="en-US" w:eastAsia="zh-CN"/>
+        </w:rPr>
+      </w:pPr>
+      <w:r>
+        <w:rPr>
+          <w:rFonts w:hint="eastAsia"/>
+          <w:sz w:val="28"/>
+          <w:szCs w:val="28"/>
+          <w:u w:val="single"/>
+          <w:lang w:val="en-US" w:eastAsia="zh-CN"/>
+        </w:rPr>
+        <w:t>反击：</w:t>
+      </w:r>
+      <w:r>
+        <w:rPr>
+          <w:rFonts w:hint="eastAsia"/>
+          <w:sz w:val="28"/>
+          <w:szCs w:val="28"/>
+          <w:lang w:val="en-US" w:eastAsia="zh-CN"/>
+        </w:rPr>
+        <w:t>角色被指定为攻击对象时，可对攻击发起者进行一次普通攻击。</w:t>
+      </w:r>
+    </w:p>
+    <w:p>
+      <w:pPr>
+        <w:rPr>
+          <w:rFonts w:hint="eastAsia"/>
+          <w:sz w:val="28"/>
+          <w:szCs w:val="28"/>
+          <w:lang w:val="en-US" w:eastAsia="zh-CN"/>
+        </w:rPr>
+      </w:pPr>
+      <w:r>
+        <w:rPr>
+          <w:rFonts w:hint="eastAsia"/>
+          <w:sz w:val="28"/>
+          <w:szCs w:val="28"/>
+          <w:u w:val="single"/>
+          <w:lang w:val="en-US" w:eastAsia="zh-CN"/>
+        </w:rPr>
+        <w:t>地藏：</w:t>
+      </w:r>
+      <w:r>
+        <w:rPr>
+          <w:rFonts w:hint="eastAsia"/>
+          <w:sz w:val="28"/>
+          <w:szCs w:val="28"/>
+          <w:lang w:val="en-US" w:eastAsia="zh-CN"/>
+        </w:rPr>
+        <w:t>将角色牌翻到背面表示该状态。在这一状态下的角色相当于不在场，任何攻击、卡牌效果、加成和减值都不对该角色有用，且该角色也无法使用角色技能和行动点（但该角色装备的道具仍有效）。</w:t>
+      </w:r>
+      <w:r>
+        <w:rPr>
+          <w:rFonts w:hint="eastAsia"/>
+          <w:color w:val="FF0000"/>
+          <w:sz w:val="28"/>
+          <w:szCs w:val="28"/>
+          <w:lang w:val="en-US" w:eastAsia="zh-CN"/>
+        </w:rPr>
+        <w:t>还要注意一点，该状态下会破坏阵营技的触发</w:t>
+      </w:r>
+      <w:r>
+        <w:rPr>
+          <w:rFonts w:hint="eastAsia"/>
+          <w:sz w:val="28"/>
+          <w:szCs w:val="28"/>
+          <w:lang w:val="en-US" w:eastAsia="zh-CN"/>
+        </w:rPr>
+        <w:t>。</w:t>
+      </w:r>
+    </w:p>
+    <w:p>
+      <w:pPr>
+        <w:rPr>
+          <w:rFonts w:hint="eastAsia"/>
+          <w:sz w:val="28"/>
+          <w:szCs w:val="28"/>
+          <w:lang w:val="en-US" w:eastAsia="zh-CN"/>
+        </w:rPr>
+      </w:pPr>
+      <w:r>
+        <w:rPr>
+          <w:rFonts w:hint="eastAsia"/>
+          <w:sz w:val="28"/>
+          <w:szCs w:val="28"/>
+          <w:u w:val="single"/>
+          <w:lang w:val="en-US" w:eastAsia="zh-CN"/>
+        </w:rPr>
+        <w:t>扩散：</w:t>
+      </w:r>
+      <w:r>
+        <w:rPr>
+          <w:rFonts w:hint="eastAsia"/>
+          <w:sz w:val="28"/>
+          <w:szCs w:val="28"/>
+          <w:lang w:val="en-US" w:eastAsia="zh-CN"/>
+        </w:rPr>
+        <w:t>角色技能、角色攻击、卡牌效果等会影响到指定角色两旁部署的友方角色。</w:t>
+      </w:r>
+    </w:p>
+    <w:p>
+      <w:pPr>
+        <w:rPr>
+          <w:rFonts w:hint="eastAsia"/>
+          <w:sz w:val="28"/>
+          <w:szCs w:val="28"/>
+          <w:lang w:val="en-US" w:eastAsia="zh-CN"/>
+        </w:rPr>
+      </w:pPr>
+      <w:r>
+        <w:rPr>
+          <w:rFonts w:hint="eastAsia"/>
+          <w:sz w:val="28"/>
+          <w:szCs w:val="28"/>
+          <w:lang w:val="en-US" w:eastAsia="zh-CN"/>
+        </w:rPr>
+        <w:t>＜歌牌＞：</w:t>
+      </w:r>
+    </w:p>
+    <w:p>
+      <w:pPr>
+        <w:rPr>
+          <w:rFonts w:hint="eastAsia"/>
+          <w:sz w:val="28"/>
+          <w:szCs w:val="28"/>
+          <w:lang w:val="en-US" w:eastAsia="zh-CN"/>
+        </w:rPr>
+      </w:pPr>
+      <w:r>
+        <w:rPr>
+          <w:rFonts w:hint="eastAsia"/>
+          <w:sz w:val="28"/>
+          <w:szCs w:val="28"/>
+          <w:lang w:val="en-US" w:eastAsia="zh-CN"/>
+        </w:rPr>
+        <w:t>＜平板＞：</w:t>
+      </w:r>
+    </w:p>
+    <w:p>
+      <w:pPr>
+        <w:rPr>
+          <w:rFonts w:hint="eastAsia"/>
+          <w:sz w:val="28"/>
+          <w:szCs w:val="28"/>
+          <w:lang w:val="en-US" w:eastAsia="zh-CN"/>
+        </w:rPr>
+      </w:pPr>
+    </w:p>
+    <w:p>
+      <w:pPr>
+        <w:keepNext w:val="0"/>
+        <w:keepLines w:val="0"/>
+        <w:widowControl/>
+        <w:suppressLineNumbers w:val="0"/>
+        <w:ind w:left="0" w:firstLine="0"/>
+        <w:jc w:val="left"/>
+        <w:rPr>
+          <w:i w:val="0"/>
+          <w:iCs w:val="0"/>
+          <w:caps w:val="0"/>
+          <w:color w:val="000000"/>
+          <w:spacing w:val="0"/>
+        </w:rPr>
+      </w:pPr>
+      <w:r>
+        <w:rPr>
+          <w:rFonts w:ascii="宋体" w:hAnsi="宋体" w:eastAsia="宋体" w:cs="宋体"/>
+          <w:i w:val="0"/>
+          <w:iCs w:val="0"/>
+          <w:caps w:val="0"/>
+          <w:color w:val="000000"/>
+          <w:spacing w:val="0"/>
+          <w:kern w:val="0"/>
+          <w:sz w:val="24"/>
+          <w:szCs w:val="24"/>
+          <w:lang w:val="en-US" w:eastAsia="zh-CN" w:bidi="ar"/>
+        </w:rPr>
+        <w:t>邦邦武斗传测试报告 时间：2026.6.24 版本：V1.0-test inside 测试平台：TTS(Steam) 测试牌数：牌堆252，角色牌20，辅助牌2 测试人数：3（Looyjey、捞捞天使的宝、Haku） 测试攥写人：Looyjey 测试结果： 1 初始香澄血量由5削减成3。 2 初始心技能更改为：弃置一张手牌，指定一名角色恢复一点不受限制的行动点，每回合限一次。 3 初始摩卡技能更改为：消耗行动点，获取一张除己方以外即将进入 弃牌堆的卡牌。 4 初始伊芙技能更改为：消耗行动点，从摸牌堆最上方四张牌中选择一张加入手牌，剩下三张牌放入摸牌堆底。 5 初始美咲技能更改为：每次部署该角色时，可消耗行动点获取摸牌堆或弃牌堆里的一张[米歇尔]。装备米歇尔后，免疫缴械效果且无法被策略牌拆除。角色即将退场时，弃置[米歇尔]可以让角色以正常状态继续部署在场。 6 初始多惠技能文本调整：消耗行动点，可在己方回合时召唤“欧酱”，优先占用场地角色位，且最多存在一只“欧酱”。当角色位占满时，欧酱部署在该角色的装备栏。 7 欧酱辅助牌文本调整：部署在角色位时：1/1，自带守护效果（非角色）。部署在装备栏时：角色退场前可弃置该牌恢复至正常状态。 8 “钢巴歇尔”在奥泽美咲系角色装备时，专属效果触发条件由4张不同花色的手牌更改为6张含有四种花色的手牌。 9 “肘”增加20张（每个花色5张），“破”增加4张（每个花色1张）。 10 新增12张（每个花色3张）“麻里奈的礼物箱”，效果类似于三国杀的“无中生有”。 11 玩家扣体力值抽角色由2点体力值改为3点。 12 玩家角色牌上限由无限制改为3。 时间：2026.6.25 版本：V1.1-test inside 测试平台：TTS(Steam) 测试牌数：牌堆288，角色牌20，辅助牌2 测试人数：2（Looyjey、捞捞天使的宝） 测试攥写人：Looyjey 测试结果： 1 初始亚子技能更改为：己方角色因受到攻击退场后发动，指定该攻击者在本局游戏永久失去角色技能。 2 初始千圣技能文本调整：消耗行动点，赋予一名己方其他角色本回合触发技能后对一名敌方角色造成1点伤害。 3 初始心技能弃置1张牌改为2张牌。 4 欧酱现在部署在装备栏时可为角色+1血量。 5 “麻里奈的礼物箱”现在需要抽取的2张手牌的花色都一样才能再抽取一张手牌。 6 己方场上角色部署满后每回合只可以替换一名角色。</w:t>
+      </w:r>
+    </w:p>
+    <w:p>
+      <w:pPr>
+        <w:rPr>
+          <w:rFonts w:hint="eastAsia"/>
+          <w:sz w:val="28"/>
+          <w:szCs w:val="28"/>
+          <w:lang w:val="en-US" w:eastAsia="zh-CN"/>
+        </w:rPr>
+      </w:pPr>
       <w:bookmarkStart w:id="0" w:name="_GoBack"/>
       <w:bookmarkEnd w:id="0"/>
-      <w:r>
-        <w:rPr>
-          <w:rFonts w:hint="eastAsia"/>
-          <w:sz w:val="28"/>
-          <w:szCs w:val="28"/>
-          <w:lang w:val="en-US" w:eastAsia="zh-CN"/>
-        </w:rPr>
-        <w:t>选定拥有该效果的角色来触发。</w:t>
-      </w:r>
-    </w:p>
-    <w:p>
-      <w:pPr>
-        <w:pStyle w:val="style0"/>
-        <w:rPr>
-          <w:rFonts w:hint="eastAsia"/>
-          <w:sz w:val="28"/>
-          <w:szCs w:val="28"/>
-          <w:lang w:val="en-US" w:eastAsia="zh-CN"/>
-        </w:rPr>
-      </w:pPr>
-      <w:r>
-        <w:rPr>
-          <w:rFonts w:hint="eastAsia"/>
-          <w:sz w:val="28"/>
-          <w:szCs w:val="28"/>
-          <w:u w:val="single"/>
-          <w:lang w:val="en-US" w:eastAsia="zh-CN"/>
-        </w:rPr>
-        <w:t>反击：</w:t>
-      </w:r>
-      <w:r>
-        <w:rPr>
-          <w:rFonts w:hint="eastAsia"/>
-          <w:sz w:val="28"/>
-          <w:szCs w:val="28"/>
-          <w:lang w:val="en-US" w:eastAsia="zh-CN"/>
-        </w:rPr>
-        <w:t>角色被指定为攻击对象时，可对攻击发起者进行一次普通攻击。</w:t>
-      </w:r>
-    </w:p>
-    <w:p>
-      <w:pPr>
-        <w:pStyle w:val="style0"/>
-        <w:rPr>
-          <w:rFonts w:hint="eastAsia"/>
-          <w:sz w:val="28"/>
-          <w:szCs w:val="28"/>
-          <w:lang w:val="en-US" w:eastAsia="zh-CN"/>
-        </w:rPr>
-      </w:pPr>
-      <w:r>
-        <w:rPr>
-          <w:rFonts w:hint="eastAsia"/>
-          <w:sz w:val="28"/>
-          <w:szCs w:val="28"/>
-          <w:u w:val="single"/>
-          <w:lang w:val="en-US" w:eastAsia="zh-CN"/>
-        </w:rPr>
-        <w:t>地藏：</w:t>
-      </w:r>
-      <w:r>
-        <w:rPr>
-          <w:rFonts w:hint="eastAsia"/>
-          <w:sz w:val="28"/>
-          <w:szCs w:val="28"/>
-          <w:lang w:val="en-US" w:eastAsia="zh-CN"/>
-        </w:rPr>
-        <w:t>将角色牌翻到背面表示该状态。在这一状态下的角色相当于不在场，任何攻击、卡牌效果、加成和减值都不对该角色有用，且该角色也无法使用角色技能和行动点（但该角色装备的道具仍有效）。</w:t>
-      </w:r>
-      <w:r>
-        <w:rPr>
-          <w:rFonts w:hint="eastAsia"/>
-          <w:color w:val="ff0000"/>
-          <w:sz w:val="28"/>
-          <w:szCs w:val="28"/>
-          <w:lang w:val="en-US" w:eastAsia="zh-CN"/>
-        </w:rPr>
-        <w:t>还要注意一点，该状态下会破坏阵营技的触发</w:t>
-      </w:r>
-      <w:r>
-        <w:rPr>
-          <w:rFonts w:hint="eastAsia"/>
-          <w:sz w:val="28"/>
-          <w:szCs w:val="28"/>
-          <w:lang w:val="en-US" w:eastAsia="zh-CN"/>
-        </w:rPr>
-        <w:t>。</w:t>
-      </w:r>
-    </w:p>
-    <w:p>
-      <w:pPr>
-        <w:pStyle w:val="style0"/>
-        <w:rPr>
-          <w:rFonts w:hint="eastAsia"/>
-          <w:sz w:val="28"/>
-          <w:szCs w:val="28"/>
-          <w:lang w:val="en-US" w:eastAsia="zh-CN"/>
-        </w:rPr>
-      </w:pPr>
-      <w:r>
-        <w:rPr>
-          <w:rFonts w:hint="eastAsia"/>
-          <w:sz w:val="28"/>
-          <w:szCs w:val="28"/>
-          <w:u w:val="single"/>
-          <w:lang w:val="en-US" w:eastAsia="zh-CN"/>
-        </w:rPr>
-        <w:t>扩散：</w:t>
-      </w:r>
-      <w:r>
-        <w:rPr>
-          <w:rFonts w:hint="eastAsia"/>
-          <w:sz w:val="28"/>
-          <w:szCs w:val="28"/>
-          <w:lang w:val="en-US" w:eastAsia="zh-CN"/>
-        </w:rPr>
-        <w:t>角色技能、角色攻击、卡牌效果等会影响到指定角色两旁部署的友方角色。</w:t>
-      </w:r>
-    </w:p>
-    <w:p>
-      <w:pPr>
-        <w:pStyle w:val="style0"/>
-        <w:rPr>
-          <w:rFonts w:hint="eastAsia"/>
-          <w:sz w:val="28"/>
-          <w:szCs w:val="28"/>
-          <w:lang w:val="en-US" w:eastAsia="zh-CN"/>
-        </w:rPr>
-      </w:pPr>
-      <w:r>
-        <w:rPr>
-          <w:rFonts w:hint="eastAsia"/>
-          <w:sz w:val="28"/>
-          <w:szCs w:val="28"/>
-          <w:lang w:val="en-US" w:eastAsia="zh-CN"/>
-        </w:rPr>
-        <w:t>＜歌牌＞：</w:t>
-      </w:r>
-    </w:p>
-    <w:p>
-      <w:pPr>
-        <w:pStyle w:val="style0"/>
-        <w:rPr>
-          <w:rFonts w:hint="eastAsia"/>
-          <w:sz w:val="28"/>
-          <w:szCs w:val="28"/>
-          <w:lang w:val="en-US" w:eastAsia="zh-CN"/>
-        </w:rPr>
-      </w:pPr>
-      <w:r>
-        <w:rPr>
-          <w:rFonts w:hint="eastAsia"/>
-          <w:sz w:val="28"/>
-          <w:szCs w:val="28"/>
-          <w:lang w:val="en-US" w:eastAsia="zh-CN"/>
-        </w:rPr>
-        <w:t>＜平板＞：</w:t>
-      </w:r>
-    </w:p>
-    <w:p>
-      <w:pPr>
-        <w:pStyle w:val="style0"/>
-        <w:rPr>
-          <w:rFonts w:hint="eastAsia"/>
-          <w:sz w:val="28"/>
-          <w:szCs w:val="28"/>
-          <w:lang w:val="en-US" w:eastAsia="zh-CN"/>
-        </w:rPr>
-      </w:pPr>
-    </w:p>
-    <w:p>
-      <w:pPr>
-        <w:pStyle w:val="style0"/>
-        <w:rPr>
-          <w:rFonts w:hint="eastAsia"/>
-          <w:sz w:val="28"/>
-          <w:szCs w:val="28"/>
-          <w:lang w:val="en-US" w:eastAsia="zh-CN"/>
-        </w:rPr>
-      </w:pPr>
-    </w:p>
-    <w:p>
-      <w:pPr>
-        <w:pStyle w:val="style0"/>
-        <w:rPr>
-          <w:rFonts w:hint="eastAsia"/>
-          <w:sz w:val="28"/>
-          <w:szCs w:val="28"/>
-          <w:lang w:val="en-US" w:eastAsia="zh-CN"/>
-        </w:rPr>
-      </w:pPr>
-    </w:p>
-    <w:p>
-      <w:pPr>
-        <w:pStyle w:val="style0"/>
-        <w:rPr>
-          <w:rFonts w:hint="eastAsia"/>
-          <w:sz w:val="28"/>
-          <w:szCs w:val="28"/>
-          <w:lang w:val="en-US" w:eastAsia="zh-CN"/>
-        </w:rPr>
-      </w:pPr>
-    </w:p>
-    <w:p>
-      <w:pPr>
-        <w:pStyle w:val="style0"/>
-        <w:rPr>
-          <w:rFonts w:hint="eastAsia"/>
-          <w:sz w:val="28"/>
-          <w:szCs w:val="28"/>
-          <w:lang w:val="en-US" w:eastAsia="zh-CN"/>
-        </w:rPr>
-      </w:pPr>
-    </w:p>
-    <w:p>
-      <w:pPr>
-        <w:pStyle w:val="style0"/>
+    </w:p>
+    <w:p>
+      <w:pPr>
+        <w:rPr>
+          <w:rFonts w:hint="eastAsia"/>
+          <w:sz w:val="28"/>
+          <w:szCs w:val="28"/>
+          <w:lang w:val="en-US" w:eastAsia="zh-CN"/>
+        </w:rPr>
+      </w:pPr>
+    </w:p>
+    <w:p>
+      <w:pPr>
+        <w:rPr>
+          <w:rFonts w:hint="eastAsia"/>
+          <w:sz w:val="28"/>
+          <w:szCs w:val="28"/>
+          <w:lang w:val="en-US" w:eastAsia="zh-CN"/>
+        </w:rPr>
+      </w:pPr>
+    </w:p>
+    <w:p>
+      <w:pPr>
+        <w:rPr>
+          <w:rFonts w:hint="eastAsia"/>
+          <w:sz w:val="28"/>
+          <w:szCs w:val="28"/>
+          <w:lang w:val="en-US" w:eastAsia="zh-CN"/>
+        </w:rPr>
+      </w:pPr>
+    </w:p>
+    <w:p>
+      <w:pPr>
         <w:rPr>
           <w:rFonts w:hint="default"/>
           <w:sz w:val="28"/>
@@ -6824,7 +6747,7 @@
       </w:pPr>
     </w:p>
     <w:sectPr>
-      <w:pgSz w:w="11906" w:h="16838" w:orient="portrait"/>
+      <w:pgSz w:w="11906" w:h="16838"/>
       <w:pgMar w:top="1440" w:right="1800" w:bottom="1440" w:left="1800" w:header="851" w:footer="992" w:gutter="0"/>
       <w:cols w:space="425" w:num="1"/>
       <w:docGrid w:type="lines" w:linePitch="312" w:charSpace="0"/>
@@ -6833,52 +6756,291 @@
 </w:document>
 </file>
 
-<file path=word/numbering.xml><?xml version="1.0" encoding="utf-8"?>
-<w:numbering xmlns:wpc="http://schemas.microsoft.com/office/word/2010/wordprocessingCanvas" xmlns:mc="http://schemas.openxmlformats.org/markup-compatibility/2006" xmlns:o="urn:schemas-microsoft-com:office:office" xmlns:r="http://schemas.openxmlformats.org/package/2006/relationships" xmlns:m="http://schemas.openxmlformats.org/officeDocument/2006/math" xmlns:v="urn:schemas-microsoft-com:vml" xmlns:wp14="http://schemas.microsoft.com/office/word/2010/wordprocessingDrawing" xmlns:wp="http://schemas.openxmlformats.org/drawingml/2006/wordprocessingDrawing" xmlns:w10="urn:schemas-microsoft-com:office:word" xmlns:w="http://schemas.openxmlformats.org/wordprocessingml/2006/main" xmlns:w14="http://schemas.microsoft.com/office/word/2010/wordml" xmlns:wpg="http://schemas.microsoft.com/office/word/2010/wordprocessingGroup" xmlns:wpi="http://schemas.microsoft.com/office/word/2010/wordprocessingInk" xmlns:wne="http://schemas.microsoft.com/office/word/2006/wordml" xmlns:wps="http://schemas.microsoft.com/office/word/2010/wordprocessingShape" mc:Ignorable="w14 wp14"/>
-</file>
-
 <file path=word/styles.xml><?xml version="1.0" encoding="utf-8"?>
-<w:styles xmlns:mc="http://schemas.openxmlformats.org/markup-compatibility/2006" xmlns:w="http://schemas.openxmlformats.org/wordprocessingml/2006/main" xmlns:w14="http://schemas.microsoft.com/office/word/2010/wordml" mc:Ignorable="w14">
+<w:styles xmlns:mc="http://schemas.openxmlformats.org/markup-compatibility/2006" xmlns:o="urn:schemas-microsoft-com:office:office" xmlns:r="http://schemas.openxmlformats.org/officeDocument/2006/relationships" xmlns:m="http://schemas.openxmlformats.org/officeDocument/2006/math" xmlns:v="urn:schemas-microsoft-com:vml" xmlns:w="http://schemas.openxmlformats.org/wordprocessingml/2006/main" xmlns:w14="http://schemas.microsoft.com/office/word/2010/wordml" xmlns:w10="urn:schemas-microsoft-com:office:word" xmlns:sl="http://schemas.openxmlformats.org/schemaLibrary/2006/main" xmlns:wpsCustomData="http://www.wps.cn/officeDocument/2013/wpsCustomData" mc:Ignorable="w14">
   <w:docDefaults>
     <w:rPrDefault>
       <w:rPr>
-        <w:rFonts w:ascii="Calibri" w:cs="宋体" w:eastAsia="宋体" w:hAnsi="Calibri"/>
+        <w:rFonts w:ascii="Times New Roman" w:hAnsi="Times New Roman" w:eastAsia="宋体" w:cs="Times New Roman"/>
       </w:rPr>
     </w:rPrDefault>
-    <w:pPrDefault>
-      <w:pPr/>
-    </w:pPrDefault>
+    <w:pPrDefault/>
   </w:docDefaults>
-  <w:style w:type="paragraph" w:default="1" w:styleId="style0">
+  <w:latentStyles w:count="260" w:defQFormat="0" w:defUnhideWhenUsed="1" w:defSemiHidden="1" w:defUIPriority="99" w:defLockedState="0">
+    <w:lsdException w:qFormat="1" w:unhideWhenUsed="0" w:uiPriority="0" w:semiHidden="0" w:name="Normal"/>
+    <w:lsdException w:qFormat="1" w:unhideWhenUsed="0" w:uiPriority="0" w:semiHidden="0" w:name="heading 1"/>
+    <w:lsdException w:qFormat="1" w:uiPriority="0" w:name="heading 2"/>
+    <w:lsdException w:qFormat="1" w:uiPriority="0" w:name="heading 3"/>
+    <w:lsdException w:qFormat="1" w:uiPriority="0" w:name="heading 4"/>
+    <w:lsdException w:qFormat="1" w:uiPriority="0" w:name="heading 5"/>
+    <w:lsdException w:qFormat="1" w:uiPriority="0" w:name="heading 6"/>
+    <w:lsdException w:qFormat="1" w:uiPriority="0" w:name="heading 7"/>
+    <w:lsdException w:qFormat="1" w:uiPriority="0" w:name="heading 8"/>
+    <w:lsdException w:qFormat="1" w:uiPriority="0" w:name="heading 9"/>
+    <w:lsdException w:unhideWhenUsed="0" w:uiPriority="0" w:semiHidden="0" w:name="index 1"/>
+    <w:lsdException w:unhideWhenUsed="0" w:uiPriority="0" w:semiHidden="0" w:name="index 2"/>
+    <w:lsdException w:unhideWhenUsed="0" w:uiPriority="0" w:semiHidden="0" w:name="index 3"/>
+    <w:lsdException w:unhideWhenUsed="0" w:uiPriority="0" w:semiHidden="0" w:name="index 4"/>
+    <w:lsdException w:unhideWhenUsed="0" w:uiPriority="0" w:semiHidden="0" w:name="index 5"/>
+    <w:lsdException w:unhideWhenUsed="0" w:uiPriority="0" w:semiHidden="0" w:name="index 6"/>
+    <w:lsdException w:unhideWhenUsed="0" w:uiPriority="0" w:semiHidden="0" w:name="index 7"/>
+    <w:lsdException w:unhideWhenUsed="0" w:uiPriority="0" w:semiHidden="0" w:name="index 8"/>
+    <w:lsdException w:unhideWhenUsed="0" w:uiPriority="0" w:semiHidden="0" w:name="index 9"/>
+    <w:lsdException w:unhideWhenUsed="0" w:uiPriority="0" w:semiHidden="0" w:name="toc 1"/>
+    <w:lsdException w:unhideWhenUsed="0" w:uiPriority="0" w:semiHidden="0" w:name="toc 2"/>
+    <w:lsdException w:unhideWhenUsed="0" w:uiPriority="0" w:semiHidden="0" w:name="toc 3"/>
+    <w:lsdException w:unhideWhenUsed="0" w:uiPriority="0" w:semiHidden="0" w:name="toc 4"/>
+    <w:lsdException w:unhideWhenUsed="0" w:uiPriority="0" w:semiHidden="0" w:name="toc 5"/>
+    <w:lsdException w:unhideWhenUsed="0" w:uiPriority="0" w:semiHidden="0" w:name="toc 6"/>
+    <w:lsdException w:unhideWhenUsed="0" w:uiPriority="0" w:semiHidden="0" w:name="toc 7"/>
+    <w:lsdException w:unhideWhenUsed="0" w:uiPriority="0" w:semiHidden="0" w:name="toc 8"/>
+    <w:lsdException w:unhideWhenUsed="0" w:uiPriority="0" w:semiHidden="0" w:name="toc 9"/>
+    <w:lsdException w:unhideWhenUsed="0" w:uiPriority="0" w:semiHidden="0" w:name="Normal Indent"/>
+    <w:lsdException w:unhideWhenUsed="0" w:uiPriority="0" w:semiHidden="0" w:name="footnote text"/>
+    <w:lsdException w:unhideWhenUsed="0" w:uiPriority="0" w:semiHidden="0" w:name="annotation text"/>
+    <w:lsdException w:unhideWhenUsed="0" w:uiPriority="0" w:semiHidden="0" w:name="header"/>
+    <w:lsdException w:unhideWhenUsed="0" w:uiPriority="0" w:semiHidden="0" w:name="footer"/>
+    <w:lsdException w:unhideWhenUsed="0" w:uiPriority="0" w:semiHidden="0" w:name="index heading"/>
+    <w:lsdException w:qFormat="1" w:uiPriority="0" w:name="caption"/>
+    <w:lsdException w:unhideWhenUsed="0" w:uiPriority="0" w:semiHidden="0" w:name="table of figures"/>
+    <w:lsdException w:unhideWhenUsed="0" w:uiPriority="0" w:semiHidden="0" w:name="envelope address"/>
+    <w:lsdException w:unhideWhenUsed="0" w:uiPriority="0" w:semiHidden="0" w:name="envelope return"/>
+    <w:lsdException w:unhideWhenUsed="0" w:uiPriority="0" w:semiHidden="0" w:name="footnote reference"/>
+    <w:lsdException w:unhideWhenUsed="0" w:uiPriority="0" w:semiHidden="0" w:name="annotation reference"/>
+    <w:lsdException w:unhideWhenUsed="0" w:uiPriority="0" w:semiHidden="0" w:name="line number"/>
+    <w:lsdException w:unhideWhenUsed="0" w:uiPriority="0" w:semiHidden="0" w:name="page number"/>
+    <w:lsdException w:unhideWhenUsed="0" w:uiPriority="0" w:semiHidden="0" w:name="endnote reference"/>
+    <w:lsdException w:unhideWhenUsed="0" w:uiPriority="0" w:semiHidden="0" w:name="endnote text"/>
+    <w:lsdException w:unhideWhenUsed="0" w:uiPriority="0" w:semiHidden="0" w:name="table of authorities"/>
+    <w:lsdException w:unhideWhenUsed="0" w:uiPriority="0" w:semiHidden="0" w:name="macro"/>
+    <w:lsdException w:unhideWhenUsed="0" w:uiPriority="0" w:semiHidden="0" w:name="toa heading"/>
+    <w:lsdException w:unhideWhenUsed="0" w:uiPriority="0" w:semiHidden="0" w:name="List"/>
+    <w:lsdException w:unhideWhenUsed="0" w:uiPriority="0" w:semiHidden="0" w:name="List Bullet"/>
+    <w:lsdException w:unhideWhenUsed="0" w:uiPriority="0" w:semiHidden="0" w:name="List Number"/>
+    <w:lsdException w:unhideWhenUsed="0" w:uiPriority="0" w:semiHidden="0" w:name="List 2"/>
+    <w:lsdException w:unhideWhenUsed="0" w:uiPriority="0" w:semiHidden="0" w:name="List 3"/>
+    <w:lsdException w:unhideWhenUsed="0" w:uiPriority="0" w:semiHidden="0" w:name="List 4"/>
+    <w:lsdException w:unhideWhenUsed="0" w:uiPriority="0" w:semiHidden="0" w:name="List 5"/>
+    <w:lsdException w:unhideWhenUsed="0" w:uiPriority="0" w:semiHidden="0" w:name="List Bullet 2"/>
+    <w:lsdException w:unhideWhenUsed="0" w:uiPriority="0" w:semiHidden="0" w:name="List Bullet 3"/>
+    <w:lsdException w:unhideWhenUsed="0" w:uiPriority="0" w:semiHidden="0" w:name="List Bullet 4"/>
+    <w:lsdException w:unhideWhenUsed="0" w:uiPriority="0" w:semiHidden="0" w:name="List Bullet 5"/>
+    <w:lsdException w:unhideWhenUsed="0" w:uiPriority="0" w:semiHidden="0" w:name="List Number 2"/>
+    <w:lsdException w:unhideWhenUsed="0" w:uiPriority="0" w:semiHidden="0" w:name="List Number 3"/>
+    <w:lsdException w:unhideWhenUsed="0" w:uiPriority="0" w:semiHidden="0" w:name="List Number 4"/>
+    <w:lsdException w:unhideWhenUsed="0" w:uiPriority="0" w:semiHidden="0" w:name="List Number 5"/>
+    <w:lsdException w:qFormat="1" w:unhideWhenUsed="0" w:uiPriority="0" w:semiHidden="0" w:name="Title"/>
+    <w:lsdException w:unhideWhenUsed="0" w:uiPriority="0" w:semiHidden="0" w:name="Closing"/>
+    <w:lsdException w:unhideWhenUsed="0" w:uiPriority="0" w:semiHidden="0" w:name="Signature"/>
+    <w:lsdException w:qFormat="1" w:unhideWhenUsed="0" w:uiPriority="0" w:semiHidden="0" w:name="Default Paragraph Font"/>
+    <w:lsdException w:unhideWhenUsed="0" w:uiPriority="0" w:semiHidden="0" w:name="Body Text"/>
+    <w:lsdException w:unhideWhenUsed="0" w:uiPriority="0" w:semiHidden="0" w:name="Body Text Indent"/>
+    <w:lsdException w:unhideWhenUsed="0" w:uiPriority="0" w:semiHidden="0" w:name="List Continue"/>
+    <w:lsdException w:unhideWhenUsed="0" w:uiPriority="0" w:semiHidden="0" w:name="List Continue 2"/>
+    <w:lsdException w:unhideWhenUsed="0" w:uiPriority="0" w:semiHidden="0" w:name="List Continue 3"/>
+    <w:lsdException w:unhideWhenUsed="0" w:uiPriority="0" w:semiHidden="0" w:name="List Continue 4"/>
+    <w:lsdException w:unhideWhenUsed="0" w:uiPriority="0" w:semiHidden="0" w:name="List Continue 5"/>
+    <w:lsdException w:unhideWhenUsed="0" w:uiPriority="0" w:semiHidden="0" w:name="Message Header"/>
+    <w:lsdException w:qFormat="1" w:unhideWhenUsed="0" w:uiPriority="0" w:semiHidden="0" w:name="Subtitle"/>
+    <w:lsdException w:unhideWhenUsed="0" w:uiPriority="0" w:semiHidden="0" w:name="Salutation"/>
+    <w:lsdException w:unhideWhenUsed="0" w:uiPriority="0" w:semiHidden="0" w:name="Date"/>
+    <w:lsdException w:unhideWhenUsed="0" w:uiPriority="0" w:semiHidden="0" w:name="Body Text First Indent"/>
+    <w:lsdException w:unhideWhenUsed="0" w:uiPriority="0" w:semiHidden="0" w:name="Body Text First Indent 2"/>
+    <w:lsdException w:unhideWhenUsed="0" w:uiPriority="0" w:semiHidden="0" w:name="Note Heading"/>
+    <w:lsdException w:unhideWhenUsed="0" w:uiPriority="0" w:semiHidden="0" w:name="Body Text 2"/>
+    <w:lsdException w:unhideWhenUsed="0" w:uiPriority="0" w:semiHidden="0" w:name="Body Text 3"/>
+    <w:lsdException w:unhideWhenUsed="0" w:uiPriority="0" w:semiHidden="0" w:name="Body Text Indent 2"/>
+    <w:lsdException w:unhideWhenUsed="0" w:uiPriority="0" w:semiHidden="0" w:name="Body Text Indent 3"/>
+    <w:lsdException w:unhideWhenUsed="0" w:uiPriority="0" w:semiHidden="0" w:name="Block Text"/>
+    <w:lsdException w:unhideWhenUsed="0" w:uiPriority="0" w:semiHidden="0" w:name="Hyperlink"/>
+    <w:lsdException w:unhideWhenUsed="0" w:uiPriority="0" w:semiHidden="0" w:name="FollowedHyperlink"/>
+    <w:lsdException w:qFormat="1" w:unhideWhenUsed="0" w:uiPriority="0" w:semiHidden="0" w:name="Strong"/>
+    <w:lsdException w:qFormat="1" w:unhideWhenUsed="0" w:uiPriority="0" w:semiHidden="0" w:name="Emphasis"/>
+    <w:lsdException w:unhideWhenUsed="0" w:uiPriority="0" w:semiHidden="0" w:name="Document Map"/>
+    <w:lsdException w:unhideWhenUsed="0" w:uiPriority="0" w:semiHidden="0" w:name="Plain Text"/>
+    <w:lsdException w:unhideWhenUsed="0" w:uiPriority="0" w:semiHidden="0" w:name="E-mail Signature"/>
+    <w:lsdException w:unhideWhenUsed="0" w:uiPriority="0" w:semiHidden="0" w:name="Normal (Web)"/>
+    <w:lsdException w:unhideWhenUsed="0" w:uiPriority="0" w:semiHidden="0" w:name="HTML Acronym"/>
+    <w:lsdException w:unhideWhenUsed="0" w:uiPriority="0" w:semiHidden="0" w:name="HTML Address"/>
+    <w:lsdException w:unhideWhenUsed="0" w:uiPriority="0" w:semiHidden="0" w:name="HTML Cite"/>
+    <w:lsdException w:unhideWhenUsed="0" w:uiPriority="0" w:semiHidden="0" w:name="HTML Code"/>
+    <w:lsdException w:unhideWhenUsed="0" w:uiPriority="0" w:semiHidden="0" w:name="HTML Definition"/>
+    <w:lsdException w:unhideWhenUsed="0" w:uiPriority="0" w:semiHidden="0" w:name="HTML Keyboard"/>
+    <w:lsdException w:unhideWhenUsed="0" w:uiPriority="0" w:semiHidden="0" w:name="HTML Preformatted"/>
+    <w:lsdException w:unhideWhenUsed="0" w:uiPriority="0" w:semiHidden="0" w:name="HTML Sample"/>
+    <w:lsdException w:unhideWhenUsed="0" w:uiPriority="0" w:semiHidden="0" w:name="HTML Typewriter"/>
+    <w:lsdException w:unhideWhenUsed="0" w:uiPriority="0" w:semiHidden="0" w:name="HTML Variable"/>
+    <w:lsdException w:qFormat="1" w:unhideWhenUsed="0" w:uiPriority="0" w:semiHidden="0" w:name="Normal Table"/>
+    <w:lsdException w:unhideWhenUsed="0" w:uiPriority="0" w:semiHidden="0" w:name="annotation subject"/>
+    <w:lsdException w:unhideWhenUsed="0" w:uiPriority="0" w:semiHidden="0" w:name="Table Simple 1"/>
+    <w:lsdException w:unhideWhenUsed="0" w:uiPriority="0" w:semiHidden="0" w:name="Table Simple 2"/>
+    <w:lsdException w:unhideWhenUsed="0" w:uiPriority="0" w:semiHidden="0" w:name="Table Simple 3"/>
+    <w:lsdException w:unhideWhenUsed="0" w:uiPriority="0" w:semiHidden="0" w:name="Table Classic 1"/>
+    <w:lsdException w:unhideWhenUsed="0" w:uiPriority="0" w:semiHidden="0" w:name="Table Classic 2"/>
+    <w:lsdException w:unhideWhenUsed="0" w:uiPriority="0" w:semiHidden="0" w:name="Table Classic 3"/>
+    <w:lsdException w:unhideWhenUsed="0" w:uiPriority="0" w:semiHidden="0" w:name="Table Classic 4"/>
+    <w:lsdException w:unhideWhenUsed="0" w:uiPriority="0" w:semiHidden="0" w:name="Table Colorful 1"/>
+    <w:lsdException w:unhideWhenUsed="0" w:uiPriority="0" w:semiHidden="0" w:name="Table Colorful 2"/>
+    <w:lsdException w:unhideWhenUsed="0" w:uiPriority="0" w:semiHidden="0" w:name="Table Colorful 3"/>
+    <w:lsdException w:unhideWhenUsed="0" w:uiPriority="0" w:semiHidden="0" w:name="Table Columns 1"/>
+    <w:lsdException w:unhideWhenUsed="0" w:uiPriority="0" w:semiHidden="0" w:name="Table Columns 2"/>
+    <w:lsdException w:unhideWhenUsed="0" w:uiPriority="0" w:semiHidden="0" w:name="Table Columns 3"/>
+    <w:lsdException w:unhideWhenUsed="0" w:uiPriority="0" w:semiHidden="0" w:name="Table Columns 4"/>
+    <w:lsdException w:unhideWhenUsed="0" w:uiPriority="0" w:semiHidden="0" w:name="Table Columns 5"/>
+    <w:lsdException w:unhideWhenUsed="0" w:uiPriority="0" w:semiHidden="0" w:name="Table Grid 1"/>
+    <w:lsdException w:unhideWhenUsed="0" w:uiPriority="0" w:semiHidden="0" w:name="Table Grid 2"/>
+    <w:lsdException w:unhideWhenUsed="0" w:uiPriority="0" w:semiHidden="0" w:name="Table Grid 3"/>
+    <w:lsdException w:unhideWhenUsed="0" w:uiPriority="0" w:semiHidden="0" w:name="Table Grid 4"/>
+    <w:lsdException w:unhideWhenUsed="0" w:uiPriority="0" w:semiHidden="0" w:name="Table Grid 5"/>
+    <w:lsdException w:unhideWhenUsed="0" w:uiPriority="0" w:semiHidden="0" w:name="Table Grid 6"/>
+    <w:lsdException w:unhideWhenUsed="0" w:uiPriority="0" w:semiHidden="0" w:name="Table Grid 7"/>
+    <w:lsdException w:unhideWhenUsed="0" w:uiPriority="0" w:semiHidden="0" w:name="Table Grid 8"/>
+    <w:lsdException w:unhideWhenUsed="0" w:uiPriority="0" w:semiHidden="0" w:name="Table List 1"/>
+    <w:lsdException w:unhideWhenUsed="0" w:uiPriority="0" w:semiHidden="0" w:name="Table List 2"/>
+    <w:lsdException w:unhideWhenUsed="0" w:uiPriority="0" w:semiHidden="0" w:name="Table List 3"/>
+    <w:lsdException w:unhideWhenUsed="0" w:uiPriority="0" w:semiHidden="0" w:name="Table List 4"/>
+    <w:lsdException w:unhideWhenUsed="0" w:uiPriority="0" w:semiHidden="0" w:name="Table List 5"/>
+    <w:lsdException w:unhideWhenUsed="0" w:uiPriority="0" w:semiHidden="0" w:name="Table List 6"/>
+    <w:lsdException w:unhideWhenUsed="0" w:uiPriority="0" w:semiHidden="0" w:name="Table List 7"/>
+    <w:lsdException w:unhideWhenUsed="0" w:uiPriority="0" w:semiHidden="0" w:name="Table List 8"/>
+    <w:lsdException w:unhideWhenUsed="0" w:uiPriority="0" w:semiHidden="0" w:name="Table 3D effects 1"/>
+    <w:lsdException w:unhideWhenUsed="0" w:uiPriority="0" w:semiHidden="0" w:name="Table 3D effects 2"/>
+    <w:lsdException w:unhideWhenUsed="0" w:uiPriority="0" w:semiHidden="0" w:name="Table 3D effects 3"/>
+    <w:lsdException w:unhideWhenUsed="0" w:uiPriority="0" w:semiHidden="0" w:name="Table Contemporary"/>
+    <w:lsdException w:unhideWhenUsed="0" w:uiPriority="0" w:semiHidden="0" w:name="Table Elegant"/>
+    <w:lsdException w:unhideWhenUsed="0" w:uiPriority="0" w:semiHidden="0" w:name="Table Professional"/>
+    <w:lsdException w:unhideWhenUsed="0" w:uiPriority="0" w:semiHidden="0" w:name="Table Subtle 1"/>
+    <w:lsdException w:unhideWhenUsed="0" w:uiPriority="0" w:semiHidden="0" w:name="Table Subtle 2"/>
+    <w:lsdException w:unhideWhenUsed="0" w:uiPriority="0" w:semiHidden="0" w:name="Table Web 1"/>
+    <w:lsdException w:unhideWhenUsed="0" w:uiPriority="0" w:semiHidden="0" w:name="Table Web 2"/>
+    <w:lsdException w:unhideWhenUsed="0" w:uiPriority="0" w:semiHidden="0" w:name="Table Web 3"/>
+    <w:lsdException w:unhideWhenUsed="0" w:uiPriority="0" w:semiHidden="0" w:name="Balloon Text"/>
+    <w:lsdException w:unhideWhenUsed="0" w:uiPriority="0" w:semiHidden="0" w:name="Table Grid"/>
+    <w:lsdException w:unhideWhenUsed="0" w:uiPriority="0" w:semiHidden="0" w:name="Table Theme"/>
+    <w:lsdException w:unhideWhenUsed="0" w:uiPriority="60" w:semiHidden="0" w:name="Light Shading"/>
+    <w:lsdException w:unhideWhenUsed="0" w:uiPriority="61" w:semiHidden="0" w:name="Light List"/>
+    <w:lsdException w:unhideWhenUsed="0" w:uiPriority="62" w:semiHidden="0" w:name="Light Grid"/>
+    <w:lsdException w:unhideWhenUsed="0" w:uiPriority="63" w:semiHidden="0" w:name="Medium Shading 1"/>
+    <w:lsdException w:unhideWhenUsed="0" w:uiPriority="64" w:semiHidden="0" w:name="Medium Shading 2"/>
+    <w:lsdException w:unhideWhenUsed="0" w:uiPriority="65" w:semiHidden="0" w:name="Medium List 1"/>
+    <w:lsdException w:unhideWhenUsed="0" w:uiPriority="66" w:semiHidden="0" w:name="Medium List 2"/>
+    <w:lsdException w:unhideWhenUsed="0" w:uiPriority="67" w:semiHidden="0" w:name="Medium Grid 1"/>
+    <w:lsdException w:unhideWhenUsed="0" w:uiPriority="68" w:semiHidden="0" w:name="Medium Grid 2"/>
+    <w:lsdException w:unhideWhenUsed="0" w:uiPriority="69" w:semiHidden="0" w:name="Medium Grid 3"/>
+    <w:lsdException w:unhideWhenUsed="0" w:uiPriority="70" w:semiHidden="0" w:name="Dark List"/>
+    <w:lsdException w:unhideWhenUsed="0" w:uiPriority="71" w:semiHidden="0" w:name="Colorful Shading"/>
+    <w:lsdException w:unhideWhenUsed="0" w:uiPriority="72" w:semiHidden="0" w:name="Colorful List"/>
+    <w:lsdException w:unhideWhenUsed="0" w:uiPriority="73" w:semiHidden="0" w:name="Colorful Grid"/>
+    <w:lsdException w:unhideWhenUsed="0" w:uiPriority="60" w:semiHidden="0" w:name="Light Shading Accent 1"/>
+    <w:lsdException w:unhideWhenUsed="0" w:uiPriority="61" w:semiHidden="0" w:name="Light List Accent 1"/>
+    <w:lsdException w:unhideWhenUsed="0" w:uiPriority="62" w:semiHidden="0" w:name="Light Grid Accent 1"/>
+    <w:lsdException w:unhideWhenUsed="0" w:uiPriority="63" w:semiHidden="0" w:name="Medium Shading 1 Accent 1"/>
+    <w:lsdException w:unhideWhenUsed="0" w:uiPriority="64" w:semiHidden="0" w:name="Medium Shading 2 Accent 1"/>
+    <w:lsdException w:unhideWhenUsed="0" w:uiPriority="65" w:semiHidden="0" w:name="Medium List 1 Accent 1"/>
+    <w:lsdException w:unhideWhenUsed="0" w:uiPriority="66" w:semiHidden="0" w:name="Medium List 2 Accent 1"/>
+    <w:lsdException w:unhideWhenUsed="0" w:uiPriority="67" w:semiHidden="0" w:name="Medium Grid 1 Accent 1"/>
+    <w:lsdException w:unhideWhenUsed="0" w:uiPriority="68" w:semiHidden="0" w:name="Medium Grid 2 Accent 1"/>
+    <w:lsdException w:unhideWhenUsed="0" w:uiPriority="69" w:semiHidden="0" w:name="Medium Grid 3 Accent 1"/>
+    <w:lsdException w:unhideWhenUsed="0" w:uiPriority="70" w:semiHidden="0" w:name="Dark List Accent 1"/>
+    <w:lsdException w:unhideWhenUsed="0" w:uiPriority="71" w:semiHidden="0" w:name="Colorful Shading Accent 1"/>
+    <w:lsdException w:unhideWhenUsed="0" w:uiPriority="72" w:semiHidden="0" w:name="Colorful List Accent 1"/>
+    <w:lsdException w:unhideWhenUsed="0" w:uiPriority="73" w:semiHidden="0" w:name="Colorful Grid Accent 1"/>
+    <w:lsdException w:unhideWhenUsed="0" w:uiPriority="60" w:semiHidden="0" w:name="Light Shading Accent 2"/>
+    <w:lsdException w:unhideWhenUsed="0" w:uiPriority="61" w:semiHidden="0" w:name="Light List Accent 2"/>
+    <w:lsdException w:unhideWhenUsed="0" w:uiPriority="62" w:semiHidden="0" w:name="Light Grid Accent 2"/>
+    <w:lsdException w:unhideWhenUsed="0" w:uiPriority="63" w:semiHidden="0" w:name="Medium Shading 1 Accent 2"/>
+    <w:lsdException w:unhideWhenUsed="0" w:uiPriority="64" w:semiHidden="0" w:name="Medium Shading 2 Accent 2"/>
+    <w:lsdException w:unhideWhenUsed="0" w:uiPriority="65" w:semiHidden="0" w:name="Medium List 1 Accent 2"/>
+    <w:lsdException w:unhideWhenUsed="0" w:uiPriority="66" w:semiHidden="0" w:name="Medium List 2 Accent 2"/>
+    <w:lsdException w:unhideWhenUsed="0" w:uiPriority="67" w:semiHidden="0" w:name="Medium Grid 1 Accent 2"/>
+    <w:lsdException w:unhideWhenUsed="0" w:uiPriority="68" w:semiHidden="0" w:name="Medium Grid 2 Accent 2"/>
+    <w:lsdException w:unhideWhenUsed="0" w:uiPriority="69" w:semiHidden="0" w:name="Medium Grid 3 Accent 2"/>
+    <w:lsdException w:unhideWhenUsed="0" w:uiPriority="70" w:semiHidden="0" w:name="Dark List Accent 2"/>
+    <w:lsdException w:unhideWhenUsed="0" w:uiPriority="71" w:semiHidden="0" w:name="Colorful Shading Accent 2"/>
+    <w:lsdException w:unhideWhenUsed="0" w:uiPriority="72" w:semiHidden="0" w:name="Colorful List Accent 2"/>
+    <w:lsdException w:unhideWhenUsed="0" w:uiPriority="73" w:semiHidden="0" w:name="Colorful Grid Accent 2"/>
+    <w:lsdException w:unhideWhenUsed="0" w:uiPriority="60" w:semiHidden="0" w:name="Light Shading Accent 3"/>
+    <w:lsdException w:unhideWhenUsed="0" w:uiPriority="61" w:semiHidden="0" w:name="Light List Accent 3"/>
+    <w:lsdException w:unhideWhenUsed="0" w:uiPriority="62" w:semiHidden="0" w:name="Light Grid Accent 3"/>
+    <w:lsdException w:unhideWhenUsed="0" w:uiPriority="63" w:semiHidden="0" w:name="Medium Shading 1 Accent 3"/>
+    <w:lsdException w:unhideWhenUsed="0" w:uiPriority="64" w:semiHidden="0" w:name="Medium Shading 2 Accent 3"/>
+    <w:lsdException w:unhideWhenUsed="0" w:uiPriority="65" w:semiHidden="0" w:name="Medium List 1 Accent 3"/>
+    <w:lsdException w:unhideWhenUsed="0" w:uiPriority="66" w:semiHidden="0" w:name="Medium List 2 Accent 3"/>
+    <w:lsdException w:unhideWhenUsed="0" w:uiPriority="67" w:semiHidden="0" w:name="Medium Grid 1 Accent 3"/>
+    <w:lsdException w:unhideWhenUsed="0" w:uiPriority="68" w:semiHidden="0" w:name="Medium Grid 2 Accent 3"/>
+    <w:lsdException w:unhideWhenUsed="0" w:uiPriority="69" w:semiHidden="0" w:name="Medium Grid 3 Accent 3"/>
+    <w:lsdException w:unhideWhenUsed="0" w:uiPriority="70" w:semiHidden="0" w:name="Dark List Accent 3"/>
+    <w:lsdException w:unhideWhenUsed="0" w:uiPriority="71" w:semiHidden="0" w:name="Colorful Shading Accent 3"/>
+    <w:lsdException w:unhideWhenUsed="0" w:uiPriority="72" w:semiHidden="0" w:name="Colorful List Accent 3"/>
+    <w:lsdException w:unhideWhenUsed="0" w:uiPriority="73" w:semiHidden="0" w:name="Colorful Grid Accent 3"/>
+    <w:lsdException w:unhideWhenUsed="0" w:uiPriority="60" w:semiHidden="0" w:name="Light Shading Accent 4"/>
+    <w:lsdException w:unhideWhenUsed="0" w:uiPriority="61" w:semiHidden="0" w:name="Light List Accent 4"/>
+    <w:lsdException w:unhideWhenUsed="0" w:uiPriority="62" w:semiHidden="0" w:name="Light Grid Accent 4"/>
+    <w:lsdException w:unhideWhenUsed="0" w:uiPriority="63" w:semiHidden="0" w:name="Medium Shading 1 Accent 4"/>
+    <w:lsdException w:unhideWhenUsed="0" w:uiPriority="64" w:semiHidden="0" w:name="Medium Shading 2 Accent 4"/>
+    <w:lsdException w:unhideWhenUsed="0" w:uiPriority="65" w:semiHidden="0" w:name="Medium List 1 Accent 4"/>
+    <w:lsdException w:unhideWhenUsed="0" w:uiPriority="66" w:semiHidden="0" w:name="Medium List 2 Accent 4"/>
+    <w:lsdException w:unhideWhenUsed="0" w:uiPriority="67" w:semiHidden="0" w:name="Medium Grid 1 Accent 4"/>
+    <w:lsdException w:unhideWhenUsed="0" w:uiPriority="68" w:semiHidden="0" w:name="Medium Grid 2 Accent 4"/>
+    <w:lsdException w:unhideWhenUsed="0" w:uiPriority="69" w:semiHidden="0" w:name="Medium Grid 3 Accent 4"/>
+    <w:lsdException w:unhideWhenUsed="0" w:uiPriority="70" w:semiHidden="0" w:name="Dark List Accent 4"/>
+    <w:lsdException w:unhideWhenUsed="0" w:uiPriority="71" w:semiHidden="0" w:name="Colorful Shading Accent 4"/>
+    <w:lsdException w:unhideWhenUsed="0" w:uiPriority="72" w:semiHidden="0" w:name="Colorful List Accent 4"/>
+    <w:lsdException w:unhideWhenUsed="0" w:uiPriority="73" w:semiHidden="0" w:name="Colorful Grid Accent 4"/>
+    <w:lsdException w:unhideWhenUsed="0" w:uiPriority="60" w:semiHidden="0" w:name="Light Shading Accent 5"/>
+    <w:lsdException w:unhideWhenUsed="0" w:uiPriority="61" w:semiHidden="0" w:name="Light List Accent 5"/>
+    <w:lsdException w:unhideWhenUsed="0" w:uiPriority="62" w:semiHidden="0" w:name="Light Grid Accent 5"/>
+    <w:lsdException w:unhideWhenUsed="0" w:uiPriority="63" w:semiHidden="0" w:name="Medium Shading 1 Accent 5"/>
+    <w:lsdException w:unhideWhenUsed="0" w:uiPriority="64" w:semiHidden="0" w:name="Medium Shading 2 Accent 5"/>
+    <w:lsdException w:unhideWhenUsed="0" w:uiPriority="65" w:semiHidden="0" w:name="Medium List 1 Accent 5"/>
+    <w:lsdException w:unhideWhenUsed="0" w:uiPriority="66" w:semiHidden="0" w:name="Medium List 2 Accent 5"/>
+    <w:lsdException w:unhideWhenUsed="0" w:uiPriority="67" w:semiHidden="0" w:name="Medium Grid 1 Accent 5"/>
+    <w:lsdException w:unhideWhenUsed="0" w:uiPriority="68" w:semiHidden="0" w:name="Medium Grid 2 Accent 5"/>
+    <w:lsdException w:unhideWhenUsed="0" w:uiPriority="69" w:semiHidden="0" w:name="Medium Grid 3 Accent 5"/>
+    <w:lsdException w:unhideWhenUsed="0" w:uiPriority="70" w:semiHidden="0" w:name="Dark List Accent 5"/>
+    <w:lsdException w:unhideWhenUsed="0" w:uiPriority="71" w:semiHidden="0" w:name="Colorful Shading Accent 5"/>
+    <w:lsdException w:unhideWhenUsed="0" w:uiPriority="72" w:semiHidden="0" w:name="Colorful List Accent 5"/>
+    <w:lsdException w:unhideWhenUsed="0" w:uiPriority="73" w:semiHidden="0" w:name="Colorful Grid Accent 5"/>
+    <w:lsdException w:unhideWhenUsed="0" w:uiPriority="60" w:semiHidden="0" w:name="Light Shading Accent 6"/>
+    <w:lsdException w:unhideWhenUsed="0" w:uiPriority="61" w:semiHidden="0" w:name="Light List Accent 6"/>
+    <w:lsdException w:unhideWhenUsed="0" w:uiPriority="62" w:semiHidden="0" w:name="Light Grid Accent 6"/>
+    <w:lsdException w:unhideWhenUsed="0" w:uiPriority="63" w:semiHidden="0" w:name="Medium Shading 1 Accent 6"/>
+    <w:lsdException w:unhideWhenUsed="0" w:uiPriority="64" w:semiHidden="0" w:name="Medium Shading 2 Accent 6"/>
+    <w:lsdException w:unhideWhenUsed="0" w:uiPriority="65" w:semiHidden="0" w:name="Medium List 1 Accent 6"/>
+    <w:lsdException w:unhideWhenUsed="0" w:uiPriority="66" w:semiHidden="0" w:name="Medium List 2 Accent 6"/>
+    <w:lsdException w:unhideWhenUsed="0" w:uiPriority="67" w:semiHidden="0" w:name="Medium Grid 1 Accent 6"/>
+    <w:lsdException w:unhideWhenUsed="0" w:uiPriority="68" w:semiHidden="0" w:name="Medium Grid 2 Accent 6"/>
+    <w:lsdException w:unhideWhenUsed="0" w:uiPriority="69" w:semiHidden="0" w:name="Medium Grid 3 Accent 6"/>
+    <w:lsdException w:unhideWhenUsed="0" w:uiPriority="70" w:semiHidden="0" w:name="Dark List Accent 6"/>
+    <w:lsdException w:unhideWhenUsed="0" w:uiPriority="71" w:semiHidden="0" w:name="Colorful Shading Accent 6"/>
+    <w:lsdException w:unhideWhenUsed="0" w:uiPriority="72" w:semiHidden="0" w:name="Colorful List Accent 6"/>
+    <w:lsdException w:unhideWhenUsed="0" w:uiPriority="73" w:semiHidden="0" w:name="Colorful Grid Accent 6"/>
+  </w:latentStyles>
+  <w:style w:type="paragraph" w:default="1" w:styleId="1">
     <w:name w:val="Normal"/>
-    <w:next w:val="style0"/>
     <w:qFormat/>
     <w:uiPriority w:val="0"/>
     <w:pPr>
-      <w:widowControl w:val="false"/>
+      <w:widowControl w:val="0"/>
       <w:jc w:val="both"/>
     </w:pPr>
     <w:rPr>
-      <w:rFonts w:ascii="Calibri" w:cs="宋体" w:eastAsia="宋体" w:hAnsi="Calibri"/>
+      <w:rFonts w:ascii="Calibri" w:hAnsi="Calibri" w:eastAsia="宋体" w:cs="宋体"/>
       <w:kern w:val="2"/>
       <w:sz w:val="21"/>
       <w:szCs w:val="24"/>
-      <w:lang w:val="en-US" w:bidi="ar-SA" w:eastAsia="zh-CN"/>
+      <w:lang w:val="en-US" w:eastAsia="zh-CN" w:bidi="ar-SA"/>
     </w:rPr>
   </w:style>
-  <w:style w:type="character" w:default="1" w:styleId="style65">
+  <w:style w:type="character" w:default="1" w:styleId="3">
     <w:name w:val="Default Paragraph Font"/>
-    <w:next w:val="style65"/>
     <w:qFormat/>
     <w:uiPriority w:val="0"/>
   </w:style>
-  <w:style w:type="table" w:default="1" w:styleId="style105">
+  <w:style w:type="table" w:default="1" w:styleId="2">
     <w:name w:val="Normal Table"/>
-    <w:next w:val="style105"/>
     <w:qFormat/>
     <w:uiPriority w:val="0"/>
-    <w:pPr/>
-    <w:rPr/>
     <w:tblPr>
       <w:tblCellMar>
         <w:top w:w="0" w:type="dxa"/>
@@ -6887,9 +7049,6 @@
         <w:right w:w="108" w:type="dxa"/>
       </w:tblCellMar>
     </w:tblPr>
-    <w:tcPr>
-      <w:tcBorders/>
-    </w:tcPr>
   </w:style>
 </w:styles>
 </file>
@@ -7175,6 +7334,5 @@
     </a:fmtScheme>
   </a:themeElements>
   <a:objectDefaults/>
-  <a:extraClrSchemeLst/>
 </a:theme>
 </file>